--- a/OpinionReview/reports/opinion_4.3_프로젝트_보고서_ejm.docx
+++ b/OpinionReview/reports/opinion_4.3_프로젝트_보고서_ejm.docx
@@ -5,9 +5,6 @@
     <w:p>
       <w:pPr>
         <w:pStyle w:val="1"/>
-        <w:rPr>
-          <w:rFonts w:hint="eastAsia"/>
-        </w:rPr>
       </w:pPr>
       <w:r>
         <w:rPr>
@@ -172,13 +169,7 @@
         <w:rPr>
           <w:rFonts w:hint="eastAsia"/>
         </w:rPr>
-        <w:t>4.3.1.</w:t>
-      </w:r>
-      <w:r>
-        <w:rPr>
-          <w:rFonts w:hint="eastAsia"/>
-        </w:rPr>
-        <w:t>2</w:t>
+        <w:t>4.3.1.2</w:t>
       </w:r>
       <w:r>
         <w:t xml:space="preserve"> 데이터 </w:t>
@@ -778,11 +769,6 @@
       </w:r>
     </w:p>
     <w:p>
-      <w:pPr>
-        <w:rPr>
-          <w:rFonts w:hint="eastAsia"/>
-        </w:rPr>
-      </w:pPr>
       <w:r>
         <w:t>LDA 모델 학습</w:t>
       </w:r>
@@ -1604,11 +1590,6 @@
       </w:r>
     </w:p>
     <w:p>
-      <w:pPr>
-        <w:rPr>
-          <w:rFonts w:hint="eastAsia"/>
-        </w:rPr>
-      </w:pPr>
       <w:r>
         <w:t xml:space="preserve">        → 토픽 3(네비게이션)에 99.79% 집중</w:t>
       </w:r>
@@ -1655,74 +1636,2313 @@
       </w:r>
     </w:p>
     <w:p>
-      <w:r>
-        <w:t>6. 후속 분석 활용</w:t>
-      </w:r>
-    </w:p>
-    <w:p>
-      <w:r>
-        <w:t xml:space="preserve">6.1 특징 </w:t>
+      <w:pPr>
+        <w:pStyle w:val="3"/>
+      </w:pPr>
+      <w:r>
+        <w:t>4.3.2 NMF (Non-Negative Matrix Factorization) 기반 토픽 모델링</w:t>
+      </w:r>
+    </w:p>
+    <w:p>
+      <w:r>
+        <w:t>1. NMF 모델 개요</w:t>
+      </w:r>
+    </w:p>
+    <w:p>
+      <w:r>
+        <w:t>NMF는 행렬 분해 기법으로, 음수가 아닌(non-negative) 두 행렬의 곱으로 원본 행렬을 근사합니다. LDA와 달리 확률적 모델이 아닌 선형대수 기반 접근법입니다.</w:t>
+      </w:r>
+    </w:p>
+    <w:p>
+      <w:r>
+        <w:t>LDA vs NMF:</w:t>
+      </w:r>
+    </w:p>
+    <w:tbl>
+      <w:tblPr>
+        <w:tblStyle w:val="10"/>
+        <w:tblW w:w="0" w:type="auto"/>
+        <w:tblLook w:val="04A0" w:firstRow="1" w:lastRow="0" w:firstColumn="1" w:lastColumn="0" w:noHBand="0" w:noVBand="1"/>
+      </w:tblPr>
+      <w:tblGrid>
+        <w:gridCol w:w="1371"/>
+        <w:gridCol w:w="2356"/>
+        <w:gridCol w:w="2887"/>
+      </w:tblGrid>
+      <w:tr>
+        <w:trPr>
+          <w:cnfStyle w:val="100000000000" w:firstRow="1" w:lastRow="0" w:firstColumn="0" w:lastColumn="0" w:oddVBand="0" w:evenVBand="0" w:oddHBand="0" w:evenHBand="0" w:firstRowFirstColumn="0" w:firstRowLastColumn="0" w:lastRowFirstColumn="0" w:lastRowLastColumn="0"/>
+        </w:trPr>
+        <w:tc>
+          <w:tcPr>
+            <w:cnfStyle w:val="001000000000" w:firstRow="0" w:lastRow="0" w:firstColumn="1" w:lastColumn="0" w:oddVBand="0" w:evenVBand="0" w:oddHBand="0" w:evenHBand="0" w:firstRowFirstColumn="0" w:firstRowLastColumn="0" w:lastRowFirstColumn="0" w:lastRowLastColumn="0"/>
+            <w:tcW w:w="0" w:type="auto"/>
+            <w:hideMark/>
+          </w:tcPr>
+          <w:p>
+            <w:r>
+              <w:t>특성</w:t>
+            </w:r>
+          </w:p>
+        </w:tc>
+        <w:tc>
+          <w:tcPr>
+            <w:tcW w:w="0" w:type="auto"/>
+            <w:hideMark/>
+          </w:tcPr>
+          <w:p>
+            <w:pPr>
+              <w:cnfStyle w:val="100000000000" w:firstRow="1" w:lastRow="0" w:firstColumn="0" w:lastColumn="0" w:oddVBand="0" w:evenVBand="0" w:oddHBand="0" w:evenHBand="0" w:firstRowFirstColumn="0" w:firstRowLastColumn="0" w:lastRowFirstColumn="0" w:lastRowLastColumn="0"/>
+            </w:pPr>
+            <w:r>
+              <w:t>LDA</w:t>
+            </w:r>
+          </w:p>
+        </w:tc>
+        <w:tc>
+          <w:tcPr>
+            <w:tcW w:w="0" w:type="auto"/>
+            <w:hideMark/>
+          </w:tcPr>
+          <w:p>
+            <w:pPr>
+              <w:cnfStyle w:val="100000000000" w:firstRow="1" w:lastRow="0" w:firstColumn="0" w:lastColumn="0" w:oddVBand="0" w:evenVBand="0" w:oddHBand="0" w:evenHBand="0" w:firstRowFirstColumn="0" w:firstRowLastColumn="0" w:lastRowFirstColumn="0" w:lastRowLastColumn="0"/>
+            </w:pPr>
+            <w:r>
+              <w:t>NMF</w:t>
+            </w:r>
+          </w:p>
+        </w:tc>
+      </w:tr>
+      <w:tr>
+        <w:tc>
+          <w:tcPr>
+            <w:cnfStyle w:val="001000000000" w:firstRow="0" w:lastRow="0" w:firstColumn="1" w:lastColumn="0" w:oddVBand="0" w:evenVBand="0" w:oddHBand="0" w:evenHBand="0" w:firstRowFirstColumn="0" w:firstRowLastColumn="0" w:lastRowFirstColumn="0" w:lastRowLastColumn="0"/>
+            <w:tcW w:w="0" w:type="auto"/>
+            <w:hideMark/>
+          </w:tcPr>
+          <w:p>
+            <w:r>
+              <w:t>기반 이론</w:t>
+            </w:r>
+          </w:p>
+        </w:tc>
+        <w:tc>
+          <w:tcPr>
+            <w:tcW w:w="0" w:type="auto"/>
+            <w:hideMark/>
+          </w:tcPr>
+          <w:p>
+            <w:pPr>
+              <w:cnfStyle w:val="000000000000" w:firstRow="0" w:lastRow="0" w:firstColumn="0" w:lastColumn="0" w:oddVBand="0" w:evenVBand="0" w:oddHBand="0" w:evenHBand="0" w:firstRowFirstColumn="0" w:firstRowLastColumn="0" w:lastRowFirstColumn="0" w:lastRowLastColumn="0"/>
+            </w:pPr>
+            <w:r>
+              <w:t>확률적 생성 모델</w:t>
+            </w:r>
+          </w:p>
+        </w:tc>
+        <w:tc>
+          <w:tcPr>
+            <w:tcW w:w="0" w:type="auto"/>
+            <w:hideMark/>
+          </w:tcPr>
+          <w:p>
+            <w:pPr>
+              <w:cnfStyle w:val="000000000000" w:firstRow="0" w:lastRow="0" w:firstColumn="0" w:lastColumn="0" w:oddVBand="0" w:evenVBand="0" w:oddHBand="0" w:evenHBand="0" w:firstRowFirstColumn="0" w:firstRowLastColumn="0" w:lastRowFirstColumn="0" w:lastRowLastColumn="0"/>
+            </w:pPr>
+            <w:r>
+              <w:t>선형대수 행렬 분해</w:t>
+            </w:r>
+          </w:p>
+        </w:tc>
+      </w:tr>
+      <w:tr>
+        <w:tc>
+          <w:tcPr>
+            <w:cnfStyle w:val="001000000000" w:firstRow="0" w:lastRow="0" w:firstColumn="1" w:lastColumn="0" w:oddVBand="0" w:evenVBand="0" w:oddHBand="0" w:evenHBand="0" w:firstRowFirstColumn="0" w:firstRowLastColumn="0" w:lastRowFirstColumn="0" w:lastRowLastColumn="0"/>
+            <w:tcW w:w="0" w:type="auto"/>
+            <w:hideMark/>
+          </w:tcPr>
+          <w:p>
+            <w:r>
+              <w:t>토픽 의미</w:t>
+            </w:r>
+          </w:p>
+        </w:tc>
+        <w:tc>
+          <w:tcPr>
+            <w:tcW w:w="0" w:type="auto"/>
+            <w:hideMark/>
+          </w:tcPr>
+          <w:p>
+            <w:pPr>
+              <w:cnfStyle w:val="000000000000" w:firstRow="0" w:lastRow="0" w:firstColumn="0" w:lastColumn="0" w:oddVBand="0" w:evenVBand="0" w:oddHBand="0" w:evenHBand="0" w:firstRowFirstColumn="0" w:firstRowLastColumn="0" w:lastRowFirstColumn="0" w:lastRowLastColumn="0"/>
+            </w:pPr>
+            <w:r>
+              <w:t>확률 분포</w:t>
+            </w:r>
+          </w:p>
+        </w:tc>
+        <w:tc>
+          <w:tcPr>
+            <w:tcW w:w="0" w:type="auto"/>
+            <w:hideMark/>
+          </w:tcPr>
+          <w:p>
+            <w:pPr>
+              <w:cnfStyle w:val="000000000000" w:firstRow="0" w:lastRow="0" w:firstColumn="0" w:lastColumn="0" w:oddVBand="0" w:evenVBand="0" w:oddHBand="0" w:evenHBand="0" w:firstRowFirstColumn="0" w:firstRowLastColumn="0" w:lastRowFirstColumn="0" w:lastRowLastColumn="0"/>
+            </w:pPr>
+            <w:r>
+              <w:t>특징 가중치</w:t>
+            </w:r>
+          </w:p>
+        </w:tc>
+      </w:tr>
+      <w:tr>
+        <w:tc>
+          <w:tcPr>
+            <w:cnfStyle w:val="001000000000" w:firstRow="0" w:lastRow="0" w:firstColumn="1" w:lastColumn="0" w:oddVBand="0" w:evenVBand="0" w:oddHBand="0" w:evenHBand="0" w:firstRowFirstColumn="0" w:firstRowLastColumn="0" w:lastRowFirstColumn="0" w:lastRowLastColumn="0"/>
+            <w:tcW w:w="0" w:type="auto"/>
+            <w:hideMark/>
+          </w:tcPr>
+          <w:p>
+            <w:r>
+              <w:t>입력 데이터</w:t>
+            </w:r>
+          </w:p>
+        </w:tc>
+        <w:tc>
+          <w:tcPr>
+            <w:tcW w:w="0" w:type="auto"/>
+            <w:hideMark/>
+          </w:tcPr>
+          <w:p>
+            <w:pPr>
+              <w:cnfStyle w:val="000000000000" w:firstRow="0" w:lastRow="0" w:firstColumn="0" w:lastColumn="0" w:oddVBand="0" w:evenVBand="0" w:oddHBand="0" w:evenHBand="0" w:firstRowFirstColumn="0" w:firstRowLastColumn="0" w:lastRowFirstColumn="0" w:lastRowLastColumn="0"/>
+            </w:pPr>
+            <w:r>
+              <w:t>문서-단어 행렬 (DTM)</w:t>
+            </w:r>
+          </w:p>
+        </w:tc>
+        <w:tc>
+          <w:tcPr>
+            <w:tcW w:w="0" w:type="auto"/>
+            <w:hideMark/>
+          </w:tcPr>
+          <w:p>
+            <w:pPr>
+              <w:cnfStyle w:val="000000000000" w:firstRow="0" w:lastRow="0" w:firstColumn="0" w:lastColumn="0" w:oddVBand="0" w:evenVBand="0" w:oddHBand="0" w:evenHBand="0" w:firstRowFirstColumn="0" w:firstRowLastColumn="0" w:lastRowFirstColumn="0" w:lastRowLastColumn="0"/>
+            </w:pPr>
+            <w:r>
+              <w:t>TF-IDF 행렬 권장</w:t>
+            </w:r>
+          </w:p>
+        </w:tc>
+      </w:tr>
+      <w:tr>
+        <w:tc>
+          <w:tcPr>
+            <w:cnfStyle w:val="001000000000" w:firstRow="0" w:lastRow="0" w:firstColumn="1" w:lastColumn="0" w:oddVBand="0" w:evenVBand="0" w:oddHBand="0" w:evenHBand="0" w:firstRowFirstColumn="0" w:firstRowLastColumn="0" w:lastRowFirstColumn="0" w:lastRowLastColumn="0"/>
+            <w:tcW w:w="0" w:type="auto"/>
+            <w:hideMark/>
+          </w:tcPr>
+          <w:p>
+            <w:r>
+              <w:t>수렴 속도</w:t>
+            </w:r>
+          </w:p>
+        </w:tc>
+        <w:tc>
+          <w:tcPr>
+            <w:tcW w:w="0" w:type="auto"/>
+            <w:hideMark/>
+          </w:tcPr>
+          <w:p>
+            <w:pPr>
+              <w:cnfStyle w:val="000000000000" w:firstRow="0" w:lastRow="0" w:firstColumn="0" w:lastColumn="0" w:oddVBand="0" w:evenVBand="0" w:oddHBand="0" w:evenHBand="0" w:firstRowFirstColumn="0" w:firstRowLastColumn="0" w:lastRowFirstColumn="0" w:lastRowLastColumn="0"/>
+            </w:pPr>
+            <w:r>
+              <w:t>상대적으로 느림</w:t>
+            </w:r>
+          </w:p>
+        </w:tc>
+        <w:tc>
+          <w:tcPr>
+            <w:tcW w:w="0" w:type="auto"/>
+            <w:hideMark/>
+          </w:tcPr>
+          <w:p>
+            <w:pPr>
+              <w:cnfStyle w:val="000000000000" w:firstRow="0" w:lastRow="0" w:firstColumn="0" w:lastColumn="0" w:oddVBand="0" w:evenVBand="0" w:oddHBand="0" w:evenHBand="0" w:firstRowFirstColumn="0" w:firstRowLastColumn="0" w:lastRowFirstColumn="0" w:lastRowLastColumn="0"/>
+            </w:pPr>
+            <w:r>
+              <w:t>빠름</w:t>
+            </w:r>
+          </w:p>
+        </w:tc>
+      </w:tr>
+      <w:tr>
+        <w:tc>
+          <w:tcPr>
+            <w:cnfStyle w:val="001000000000" w:firstRow="0" w:lastRow="0" w:firstColumn="1" w:lastColumn="0" w:oddVBand="0" w:evenVBand="0" w:oddHBand="0" w:evenHBand="0" w:firstRowFirstColumn="0" w:firstRowLastColumn="0" w:lastRowFirstColumn="0" w:lastRowLastColumn="0"/>
+            <w:tcW w:w="0" w:type="auto"/>
+            <w:hideMark/>
+          </w:tcPr>
+          <w:p>
+            <w:r>
+              <w:t>해석 용이성</w:t>
+            </w:r>
+          </w:p>
+        </w:tc>
+        <w:tc>
+          <w:tcPr>
+            <w:tcW w:w="0" w:type="auto"/>
+            <w:hideMark/>
+          </w:tcPr>
+          <w:p>
+            <w:pPr>
+              <w:cnfStyle w:val="000000000000" w:firstRow="0" w:lastRow="0" w:firstColumn="0" w:lastColumn="0" w:oddVBand="0" w:evenVBand="0" w:oddHBand="0" w:evenHBand="0" w:firstRowFirstColumn="0" w:firstRowLastColumn="0" w:lastRowFirstColumn="0" w:lastRowLastColumn="0"/>
+            </w:pPr>
+            <w:r>
+              <w:t>확률적 해석</w:t>
+            </w:r>
+          </w:p>
+        </w:tc>
+        <w:tc>
+          <w:tcPr>
+            <w:tcW w:w="0" w:type="auto"/>
+            <w:hideMark/>
+          </w:tcPr>
+          <w:p>
+            <w:pPr>
+              <w:cnfStyle w:val="000000000000" w:firstRow="0" w:lastRow="0" w:firstColumn="0" w:lastColumn="0" w:oddVBand="0" w:evenVBand="0" w:oddHBand="0" w:evenHBand="0" w:firstRowFirstColumn="0" w:firstRowLastColumn="0" w:lastRowFirstColumn="0" w:lastRowLastColumn="0"/>
+            </w:pPr>
+            <w:r>
+              <w:t>직관적 해석</w:t>
+            </w:r>
+          </w:p>
+        </w:tc>
+      </w:tr>
+      <w:tr>
+        <w:tc>
+          <w:tcPr>
+            <w:cnfStyle w:val="001000000000" w:firstRow="0" w:lastRow="0" w:firstColumn="1" w:lastColumn="0" w:oddVBand="0" w:evenVBand="0" w:oddHBand="0" w:evenHBand="0" w:firstRowFirstColumn="0" w:firstRowLastColumn="0" w:lastRowFirstColumn="0" w:lastRowLastColumn="0"/>
+            <w:tcW w:w="0" w:type="auto"/>
+            <w:hideMark/>
+          </w:tcPr>
+          <w:p>
+            <w:r>
+              <w:t>응용 분야</w:t>
+            </w:r>
+          </w:p>
+        </w:tc>
+        <w:tc>
+          <w:tcPr>
+            <w:tcW w:w="0" w:type="auto"/>
+            <w:hideMark/>
+          </w:tcPr>
+          <w:p>
+            <w:pPr>
+              <w:cnfStyle w:val="000000000000" w:firstRow="0" w:lastRow="0" w:firstColumn="0" w:lastColumn="0" w:oddVBand="0" w:evenVBand="0" w:oddHBand="0" w:evenHBand="0" w:firstRowFirstColumn="0" w:firstRowLastColumn="0" w:lastRowFirstColumn="0" w:lastRowLastColumn="0"/>
+            </w:pPr>
+            <w:r>
+              <w:t>텍스트 토픽 모델링</w:t>
+            </w:r>
+          </w:p>
+        </w:tc>
+        <w:tc>
+          <w:tcPr>
+            <w:tcW w:w="0" w:type="auto"/>
+            <w:hideMark/>
+          </w:tcPr>
+          <w:p>
+            <w:pPr>
+              <w:cnfStyle w:val="000000000000" w:firstRow="0" w:lastRow="0" w:firstColumn="0" w:lastColumn="0" w:oddVBand="0" w:evenVBand="0" w:oddHBand="0" w:evenHBand="0" w:firstRowFirstColumn="0" w:firstRowLastColumn="0" w:lastRowFirstColumn="0" w:lastRowLastColumn="0"/>
+            </w:pPr>
+            <w:r>
+              <w:t>이미지, 추천시스템 등 범용</w:t>
+            </w:r>
+          </w:p>
+        </w:tc>
+      </w:tr>
+    </w:tbl>
+    <w:p>
+      <w:r>
+        <w:t>2. NMF 모델 구축</w:t>
+      </w:r>
+    </w:p>
+    <w:p>
+      <w:r>
+        <w:t>2.1 TF-IDF 벡터화</w:t>
+      </w:r>
+    </w:p>
+    <w:p>
+      <w:r>
+        <w:t>python</w:t>
+      </w:r>
+    </w:p>
+    <w:p>
+      <w:r>
+        <w:t xml:space="preserve">from </w:t>
       </w:r>
       <w:proofErr w:type="spellStart"/>
-      <w:r>
-        <w:t>벡터로서의</w:t>
+      <w:proofErr w:type="gramStart"/>
+      <w:r>
+        <w:t>sklearn.feature</w:t>
+      </w:r>
+      <w:proofErr w:type="gramEnd"/>
+      <w:r>
+        <w:t>_extraction.text</w:t>
       </w:r>
       <w:proofErr w:type="spellEnd"/>
       <w:r>
-        <w:t xml:space="preserve"> 활용</w:t>
-      </w:r>
-    </w:p>
-    <w:p>
-      <w:r>
-        <w:t>LDA의 문서-토픽 분포는 다양한 후속 분석의 입력 특징으로 활용 가능합니다:</w:t>
-      </w:r>
-    </w:p>
-    <w:p>
-      <w:r>
-        <w:t>가능한 활용 방안:</w:t>
-      </w:r>
-    </w:p>
-    <w:p>
-      <w:r>
-        <w:t>감성 분석: 토픽 분포 → 긍정/부정 예측</w:t>
-      </w:r>
-    </w:p>
-    <w:p>
-      <w:r>
-        <w:t>제품 분류: 토픽 분포 → 제품 카테고리 예측</w:t>
-      </w:r>
-    </w:p>
-    <w:p>
-      <w:r>
-        <w:t>추천 시스템: 유사 토픽 분포 문서 추천</w:t>
-      </w:r>
-    </w:p>
-    <w:p>
-      <w:pPr>
+        <w:t xml:space="preserve"> import </w:t>
+      </w:r>
+      <w:proofErr w:type="spellStart"/>
+      <w:r>
+        <w:t>TfidfVectorizer</w:t>
+      </w:r>
+      <w:proofErr w:type="spellEnd"/>
+    </w:p>
+    <w:p/>
+    <w:p>
+      <w:proofErr w:type="spellStart"/>
+      <w:r>
+        <w:t>tfidf_vectorizer</w:t>
+      </w:r>
+      <w:proofErr w:type="spellEnd"/>
+      <w:r>
+        <w:t xml:space="preserve"> = </w:t>
+      </w:r>
+      <w:proofErr w:type="spellStart"/>
+      <w:proofErr w:type="gramStart"/>
+      <w:r>
+        <w:t>TfidfVectorizer</w:t>
+      </w:r>
+      <w:proofErr w:type="spellEnd"/>
+      <w:r>
+        <w:t>(</w:t>
+      </w:r>
+      <w:proofErr w:type="gramEnd"/>
+    </w:p>
+    <w:p>
+      <w:r>
+        <w:t xml:space="preserve">    </w:t>
+      </w:r>
+      <w:proofErr w:type="spellStart"/>
+      <w:r>
+        <w:t>max_df</w:t>
+      </w:r>
+      <w:proofErr w:type="spellEnd"/>
+      <w:r>
+        <w:t>=0.8,</w:t>
+      </w:r>
+    </w:p>
+    <w:p>
+      <w:r>
+        <w:t xml:space="preserve">    </w:t>
+      </w:r>
+      <w:proofErr w:type="spellStart"/>
+      <w:r>
+        <w:t>min_df</w:t>
+      </w:r>
+      <w:proofErr w:type="spellEnd"/>
+      <w:r>
+        <w:t>=2,</w:t>
+      </w:r>
+    </w:p>
+    <w:p>
+      <w:r>
+        <w:t xml:space="preserve">    </w:t>
+      </w:r>
+      <w:proofErr w:type="spellStart"/>
+      <w:r>
+        <w:t>stop_words</w:t>
+      </w:r>
+      <w:proofErr w:type="spellEnd"/>
+      <w:r>
+        <w:t>='</w:t>
+      </w:r>
+      <w:proofErr w:type="spellStart"/>
+      <w:r>
+        <w:t>english</w:t>
+      </w:r>
+      <w:proofErr w:type="spellEnd"/>
+      <w:r>
+        <w:t>',</w:t>
+      </w:r>
+    </w:p>
+    <w:p>
+      <w:r>
+        <w:t xml:space="preserve">    </w:t>
+      </w:r>
+      <w:proofErr w:type="spellStart"/>
+      <w:r>
+        <w:t>ngram_range</w:t>
+      </w:r>
+      <w:proofErr w:type="spellEnd"/>
+      <w:r>
+        <w:t>=(1, 2</w:t>
+      </w:r>
+      <w:proofErr w:type="gramStart"/>
+      <w:r>
+        <w:t xml:space="preserve">)  </w:t>
+      </w:r>
+      <w:r>
         <w:rPr>
-          <w:rFonts w:hint="eastAsia"/>
+          <w:i/>
+          <w:iCs/>
         </w:rPr>
-      </w:pPr>
-      <w:r>
-        <w:t>클러스터링: 토픽 기반 문서 군집화</w:t>
-      </w:r>
-    </w:p>
-    <w:p>
-      <w:pPr>
-        <w:pStyle w:val="3"/>
+        <w:t>#</w:t>
+      </w:r>
+      <w:proofErr w:type="gramEnd"/>
+      <w:r>
         <w:rPr>
-          <w:rFonts w:hint="eastAsia"/>
+          <w:i/>
+          <w:iCs/>
         </w:rPr>
-      </w:pPr>
-      <w:r>
-        <w:t>4.3.2 NMF (Non-Negative Matrix Factorization) 기반 토픽 모델링</w:t>
-      </w:r>
-    </w:p>
-    <w:p>
-      <w:r>
-        <w:t>NMF 모델 구축 및 문서별 토픽 분포 추출.</w:t>
-      </w:r>
-    </w:p>
+        <w:t xml:space="preserve"> </w:t>
+      </w:r>
+      <w:proofErr w:type="spellStart"/>
+      <w:r>
+        <w:rPr>
+          <w:i/>
+          <w:iCs/>
+        </w:rPr>
+        <w:t>유니그램과</w:t>
+      </w:r>
+      <w:proofErr w:type="spellEnd"/>
+      <w:r>
+        <w:rPr>
+          <w:i/>
+          <w:iCs/>
+        </w:rPr>
+        <w:t xml:space="preserve"> </w:t>
+      </w:r>
+      <w:proofErr w:type="spellStart"/>
+      <w:r>
+        <w:rPr>
+          <w:i/>
+          <w:iCs/>
+        </w:rPr>
+        <w:t>바이그램</w:t>
+      </w:r>
+      <w:proofErr w:type="spellEnd"/>
+    </w:p>
+    <w:p>
+      <w:r>
+        <w:lastRenderedPageBreak/>
+        <w:t>)</w:t>
+      </w:r>
+    </w:p>
+    <w:p>
+      <w:proofErr w:type="spellStart"/>
+      <w:r>
+        <w:t>tfidf_matrix</w:t>
+      </w:r>
+      <w:proofErr w:type="spellEnd"/>
+      <w:r>
+        <w:t xml:space="preserve"> = </w:t>
+      </w:r>
+      <w:proofErr w:type="spellStart"/>
+      <w:r>
+        <w:t>tfidf_vectorizer.fit_transform</w:t>
+      </w:r>
+      <w:proofErr w:type="spellEnd"/>
+      <w:r>
+        <w:t>(documents)</w:t>
+      </w:r>
+    </w:p>
+    <w:p>
+      <w:r>
+        <w:t>TF-IDF 사용 이유:</w:t>
+      </w:r>
+    </w:p>
+    <w:p>
+      <w:r>
+        <w:t>NMF는 단순 빈도보다 가중치가 적용된 TF-IDF에서 더 나은 성능</w:t>
+      </w:r>
+    </w:p>
+    <w:p>
+      <w:r>
+        <w:t>문서 전체에서 중요한 단어를 강조</w:t>
+      </w:r>
+    </w:p>
+    <w:p>
+      <w:r>
+        <w:t>일반적 단어의 영향력 감소</w:t>
+      </w:r>
+    </w:p>
+    <w:p>
+      <w:r>
+        <w:t>2.2 NMF 모델 학습</w:t>
+      </w:r>
+    </w:p>
+    <w:p>
+      <w:r>
+        <w:t>python</w:t>
+      </w:r>
+    </w:p>
+    <w:p>
+      <w:r>
+        <w:t xml:space="preserve">from </w:t>
+      </w:r>
+      <w:proofErr w:type="spellStart"/>
+      <w:proofErr w:type="gramStart"/>
+      <w:r>
+        <w:t>sklearn.decomposition</w:t>
+      </w:r>
+      <w:proofErr w:type="spellEnd"/>
+      <w:proofErr w:type="gramEnd"/>
+      <w:r>
+        <w:t xml:space="preserve"> import NMF</w:t>
+      </w:r>
+    </w:p>
+    <w:p/>
+    <w:p>
+      <w:proofErr w:type="spellStart"/>
+      <w:r>
+        <w:t>nmf_model</w:t>
+      </w:r>
+      <w:proofErr w:type="spellEnd"/>
+      <w:r>
+        <w:t xml:space="preserve"> = </w:t>
+      </w:r>
+      <w:proofErr w:type="gramStart"/>
+      <w:r>
+        <w:t>NMF(</w:t>
+      </w:r>
+      <w:proofErr w:type="gramEnd"/>
+    </w:p>
+    <w:p>
+      <w:r>
+        <w:t xml:space="preserve">    </w:t>
+      </w:r>
+      <w:proofErr w:type="spellStart"/>
+      <w:r>
+        <w:t>n_components</w:t>
+      </w:r>
+      <w:proofErr w:type="spellEnd"/>
+      <w:r>
+        <w:t>=</w:t>
+      </w:r>
+      <w:proofErr w:type="gramStart"/>
+      <w:r>
+        <w:t xml:space="preserve">5,   </w:t>
+      </w:r>
+      <w:proofErr w:type="gramEnd"/>
+      <w:r>
+        <w:t xml:space="preserve">   </w:t>
+      </w:r>
+      <w:r>
+        <w:rPr>
+          <w:i/>
+          <w:iCs/>
+        </w:rPr>
+        <w:t># 5개 토픽 추출</w:t>
+      </w:r>
+    </w:p>
+    <w:p>
+      <w:r>
+        <w:t xml:space="preserve">    </w:t>
+      </w:r>
+      <w:proofErr w:type="spellStart"/>
+      <w:r>
+        <w:t>init</w:t>
+      </w:r>
+      <w:proofErr w:type="spellEnd"/>
+      <w:r>
+        <w:t>='</w:t>
+      </w:r>
+      <w:proofErr w:type="spellStart"/>
+      <w:r>
+        <w:t>nndsvda</w:t>
+      </w:r>
+      <w:proofErr w:type="spellEnd"/>
+      <w:proofErr w:type="gramStart"/>
+      <w:r>
+        <w:t xml:space="preserve">',   </w:t>
+      </w:r>
+      <w:proofErr w:type="gramEnd"/>
+      <w:r>
+        <w:t xml:space="preserve">   </w:t>
+      </w:r>
+      <w:r>
+        <w:rPr>
+          <w:i/>
+          <w:iCs/>
+        </w:rPr>
+        <w:t># 초기화 방법</w:t>
+      </w:r>
+    </w:p>
+    <w:p>
+      <w:r>
+        <w:t xml:space="preserve">    </w:t>
+      </w:r>
+      <w:proofErr w:type="spellStart"/>
+      <w:r>
+        <w:t>random_state</w:t>
+      </w:r>
+      <w:proofErr w:type="spellEnd"/>
+      <w:r>
+        <w:t>=23,</w:t>
+      </w:r>
+    </w:p>
+    <w:p>
+      <w:r>
+        <w:t xml:space="preserve">    </w:t>
+      </w:r>
+      <w:proofErr w:type="spellStart"/>
+      <w:r>
+        <w:t>max_iter</w:t>
+      </w:r>
+      <w:proofErr w:type="spellEnd"/>
+      <w:r>
+        <w:t>=200</w:t>
+      </w:r>
+    </w:p>
+    <w:p>
+      <w:r>
+        <w:t>)</w:t>
+      </w:r>
+    </w:p>
+    <w:p>
+      <w:proofErr w:type="spellStart"/>
+      <w:r>
+        <w:t>doc_topic_nmf</w:t>
+      </w:r>
+      <w:proofErr w:type="spellEnd"/>
+      <w:r>
+        <w:t xml:space="preserve"> = </w:t>
+      </w:r>
+      <w:proofErr w:type="spellStart"/>
+      <w:r>
+        <w:t>nmf_model.fit_transform</w:t>
+      </w:r>
+      <w:proofErr w:type="spellEnd"/>
+      <w:r>
+        <w:t>(</w:t>
+      </w:r>
+      <w:proofErr w:type="spellStart"/>
+      <w:r>
+        <w:t>tfidf_matrix</w:t>
+      </w:r>
+      <w:proofErr w:type="spellEnd"/>
+      <w:r>
+        <w:t>)</w:t>
+      </w:r>
+    </w:p>
+    <w:p>
+      <w:proofErr w:type="spellStart"/>
+      <w:r>
+        <w:t>하이퍼파라미터</w:t>
+      </w:r>
+      <w:proofErr w:type="spellEnd"/>
+      <w:r>
+        <w:t xml:space="preserve"> 설정:</w:t>
+      </w:r>
+    </w:p>
+    <w:p>
+      <w:r>
+        <w:t>토픽 개수: 5개 (LDA보다 1개 적음)</w:t>
+      </w:r>
+    </w:p>
+    <w:p>
+      <w:r>
+        <w:t xml:space="preserve">초기화: NNDSVDA (Non-Negative Double Singular Value Decomposition) </w:t>
+      </w:r>
+    </w:p>
+    <w:p>
+      <w:r>
+        <w:t>더 빠른 수렴과 안정적인 결과</w:t>
+      </w:r>
+    </w:p>
+    <w:p>
+      <w:r>
+        <w:t>최대 반복: 200회</w:t>
+      </w:r>
+    </w:p>
+    <w:p>
+      <w:r>
+        <w:t>2.3 모델 성능 지표</w:t>
+      </w:r>
+    </w:p>
+    <w:p>
+      <w:r>
+        <w:t xml:space="preserve">Reconstruction Error: 5.8484 </w:t>
+      </w:r>
+    </w:p>
+    <w:p>
+      <w:r>
+        <w:t>원본 행렬과 재구성 행렬 간의 Frobenius norm 차이</w:t>
+      </w:r>
+    </w:p>
+    <w:p>
+      <w:r>
+        <w:lastRenderedPageBreak/>
+        <w:t>값이 낮을수록 원본을 잘 복원</w:t>
+      </w:r>
+    </w:p>
+    <w:p>
+      <w:r>
+        <w:t>5.85는 중간 수준의 복원 품질</w:t>
+      </w:r>
+    </w:p>
+    <w:p>
+      <w:r>
+        <w:t>3. 토픽 분석 결과</w:t>
+      </w:r>
+    </w:p>
+    <w:p>
+      <w:r>
+        <w:t>3.1 추출된 5개 토픽과 주요 키워드</w:t>
+      </w:r>
+    </w:p>
+    <w:tbl>
+      <w:tblPr>
+        <w:tblW w:w="0" w:type="auto"/>
+        <w:tblCellSpacing w:w="15" w:type="dxa"/>
+        <w:tblCellMar>
+          <w:top w:w="15" w:type="dxa"/>
+          <w:left w:w="15" w:type="dxa"/>
+          <w:bottom w:w="15" w:type="dxa"/>
+          <w:right w:w="15" w:type="dxa"/>
+        </w:tblCellMar>
+        <w:tblLook w:val="04A0" w:firstRow="1" w:lastRow="0" w:firstColumn="1" w:lastColumn="0" w:noHBand="0" w:noVBand="1"/>
+      </w:tblPr>
+      <w:tblGrid>
+        <w:gridCol w:w="1020"/>
+        <w:gridCol w:w="4012"/>
+        <w:gridCol w:w="4997"/>
+      </w:tblGrid>
+      <w:tr>
+        <w:trPr>
+          <w:tblHeader/>
+          <w:tblCellSpacing w:w="15" w:type="dxa"/>
+        </w:trPr>
+        <w:tc>
+          <w:tcPr>
+            <w:tcW w:w="0" w:type="auto"/>
+            <w:vAlign w:val="center"/>
+            <w:hideMark/>
+          </w:tcPr>
+          <w:p>
+            <w:r>
+              <w:t>토픽 번호</w:t>
+            </w:r>
+          </w:p>
+        </w:tc>
+        <w:tc>
+          <w:tcPr>
+            <w:tcW w:w="0" w:type="auto"/>
+            <w:vAlign w:val="center"/>
+            <w:hideMark/>
+          </w:tcPr>
+          <w:p>
+            <w:r>
+              <w:t>주요 키워드 (상위 5개)</w:t>
+            </w:r>
+          </w:p>
+        </w:tc>
+        <w:tc>
+          <w:tcPr>
+            <w:tcW w:w="0" w:type="auto"/>
+            <w:vAlign w:val="center"/>
+            <w:hideMark/>
+          </w:tcPr>
+          <w:p>
+            <w:r>
+              <w:t>해석</w:t>
+            </w:r>
+          </w:p>
+        </w:tc>
+      </w:tr>
+      <w:tr>
+        <w:trPr>
+          <w:tblCellSpacing w:w="15" w:type="dxa"/>
+        </w:trPr>
+        <w:tc>
+          <w:tcPr>
+            <w:tcW w:w="0" w:type="auto"/>
+            <w:vAlign w:val="center"/>
+            <w:hideMark/>
+          </w:tcPr>
+          <w:p>
+            <w:r>
+              <w:t>토픽 1</w:t>
+            </w:r>
+          </w:p>
+        </w:tc>
+        <w:tc>
+          <w:tcPr>
+            <w:tcW w:w="0" w:type="auto"/>
+            <w:vAlign w:val="center"/>
+            <w:hideMark/>
+          </w:tcPr>
+          <w:p>
+            <w:r>
+              <w:t>room, hotel, clean, bathroom, staff</w:t>
+            </w:r>
+          </w:p>
+        </w:tc>
+        <w:tc>
+          <w:tcPr>
+            <w:tcW w:w="0" w:type="auto"/>
+            <w:vAlign w:val="center"/>
+            <w:hideMark/>
+          </w:tcPr>
+          <w:p>
+            <w:r>
+              <w:t>호텔 객실 품질 - 객실 청결, 욕실, 직원 서비스</w:t>
+            </w:r>
+          </w:p>
+        </w:tc>
+      </w:tr>
+      <w:tr>
+        <w:trPr>
+          <w:tblCellSpacing w:w="15" w:type="dxa"/>
+        </w:trPr>
+        <w:tc>
+          <w:tcPr>
+            <w:tcW w:w="0" w:type="auto"/>
+            <w:vAlign w:val="center"/>
+            <w:hideMark/>
+          </w:tcPr>
+          <w:p>
+            <w:r>
+              <w:t>토픽 2</w:t>
+            </w:r>
+          </w:p>
+        </w:tc>
+        <w:tc>
+          <w:tcPr>
+            <w:tcW w:w="0" w:type="auto"/>
+            <w:vAlign w:val="center"/>
+            <w:hideMark/>
+          </w:tcPr>
+          <w:p>
+            <w:r>
+              <w:t>screen, keyboard, size, direction, speed</w:t>
+            </w:r>
+          </w:p>
+        </w:tc>
+        <w:tc>
+          <w:tcPr>
+            <w:tcW w:w="0" w:type="auto"/>
+            <w:vAlign w:val="center"/>
+            <w:hideMark/>
+          </w:tcPr>
+          <w:p>
+            <w:r>
+              <w:t>전자기기 UI/성능 - 화면, 키보드, 속도, 네비게이션</w:t>
+            </w:r>
+          </w:p>
+        </w:tc>
+      </w:tr>
+      <w:tr>
+        <w:trPr>
+          <w:tblCellSpacing w:w="15" w:type="dxa"/>
+        </w:trPr>
+        <w:tc>
+          <w:tcPr>
+            <w:tcW w:w="0" w:type="auto"/>
+            <w:vAlign w:val="center"/>
+            <w:hideMark/>
+          </w:tcPr>
+          <w:p>
+            <w:r>
+              <w:t>토픽 3</w:t>
+            </w:r>
+          </w:p>
+        </w:tc>
+        <w:tc>
+          <w:tcPr>
+            <w:tcW w:w="0" w:type="auto"/>
+            <w:vAlign w:val="center"/>
+            <w:hideMark/>
+          </w:tcPr>
+          <w:p>
+            <w:r>
+              <w:t>interior, seat, comfortable, mileage, gas</w:t>
+            </w:r>
+          </w:p>
+        </w:tc>
+        <w:tc>
+          <w:tcPr>
+            <w:tcW w:w="0" w:type="auto"/>
+            <w:vAlign w:val="center"/>
+            <w:hideMark/>
+          </w:tcPr>
+          <w:p>
+            <w:r>
+              <w:t>차량 내부/연비 - 내장재, 좌석, 연비, 편안함</w:t>
+            </w:r>
+          </w:p>
+        </w:tc>
+      </w:tr>
+      <w:tr>
+        <w:trPr>
+          <w:tblCellSpacing w:w="15" w:type="dxa"/>
+        </w:trPr>
+        <w:tc>
+          <w:tcPr>
+            <w:tcW w:w="0" w:type="auto"/>
+            <w:vAlign w:val="center"/>
+            <w:hideMark/>
+          </w:tcPr>
+          <w:p>
+            <w:r>
+              <w:t>토픽 4</w:t>
+            </w:r>
+          </w:p>
+        </w:tc>
+        <w:tc>
+          <w:tcPr>
+            <w:tcW w:w="0" w:type="auto"/>
+            <w:vAlign w:val="center"/>
+            <w:hideMark/>
+          </w:tcPr>
+          <w:p>
+            <w:r>
+              <w:t xml:space="preserve">battery, life, performance, </w:t>
+            </w:r>
+            <w:proofErr w:type="spellStart"/>
+            <w:r>
+              <w:t>ipod</w:t>
+            </w:r>
+            <w:proofErr w:type="spellEnd"/>
+            <w:r>
+              <w:t>, keyboard</w:t>
+            </w:r>
+          </w:p>
+        </w:tc>
+        <w:tc>
+          <w:tcPr>
+            <w:tcW w:w="0" w:type="auto"/>
+            <w:vAlign w:val="center"/>
+            <w:hideMark/>
+          </w:tcPr>
+          <w:p>
+            <w:r>
+              <w:t>배터리/성능 - 배터리 수명, 성능, 휴대기기</w:t>
+            </w:r>
+          </w:p>
+        </w:tc>
+      </w:tr>
+      <w:tr>
+        <w:trPr>
+          <w:tblCellSpacing w:w="15" w:type="dxa"/>
+        </w:trPr>
+        <w:tc>
+          <w:tcPr>
+            <w:tcW w:w="0" w:type="auto"/>
+            <w:vAlign w:val="center"/>
+            <w:hideMark/>
+          </w:tcPr>
+          <w:p>
+            <w:r>
+              <w:t>토픽 5</w:t>
+            </w:r>
+          </w:p>
+        </w:tc>
+        <w:tc>
+          <w:tcPr>
+            <w:tcW w:w="0" w:type="auto"/>
+            <w:vAlign w:val="center"/>
+            <w:hideMark/>
+          </w:tcPr>
+          <w:p>
+            <w:r>
+              <w:t>service, food, hotel, location, staff</w:t>
+            </w:r>
+          </w:p>
+        </w:tc>
+        <w:tc>
+          <w:tcPr>
+            <w:tcW w:w="0" w:type="auto"/>
+            <w:vAlign w:val="center"/>
+            <w:hideMark/>
+          </w:tcPr>
+          <w:p>
+            <w:r>
+              <w:t>호텔 서비스/위치 - 서비스, 음식, 위치</w:t>
+            </w:r>
+          </w:p>
+        </w:tc>
+      </w:tr>
+    </w:tbl>
+    <w:p>
+      <w:r>
+        <w:t>3.2 LDA vs NMF 토픽 비교</w:t>
+      </w:r>
+    </w:p>
+    <w:tbl>
+      <w:tblPr>
+        <w:tblW w:w="0" w:type="auto"/>
+        <w:tblCellSpacing w:w="15" w:type="dxa"/>
+        <w:tblCellMar>
+          <w:top w:w="15" w:type="dxa"/>
+          <w:left w:w="15" w:type="dxa"/>
+          <w:bottom w:w="15" w:type="dxa"/>
+          <w:right w:w="15" w:type="dxa"/>
+        </w:tblCellMar>
+        <w:tblLook w:val="04A0" w:firstRow="1" w:lastRow="0" w:firstColumn="1" w:lastColumn="0" w:noHBand="0" w:noVBand="1"/>
+      </w:tblPr>
+      <w:tblGrid>
+        <w:gridCol w:w="1020"/>
+        <w:gridCol w:w="1558"/>
+        <w:gridCol w:w="2083"/>
+        <w:gridCol w:w="2581"/>
+      </w:tblGrid>
+      <w:tr>
+        <w:trPr>
+          <w:tblHeader/>
+          <w:tblCellSpacing w:w="15" w:type="dxa"/>
+        </w:trPr>
+        <w:tc>
+          <w:tcPr>
+            <w:tcW w:w="0" w:type="auto"/>
+            <w:vAlign w:val="center"/>
+            <w:hideMark/>
+          </w:tcPr>
+          <w:p>
+            <w:r>
+              <w:t>차원</w:t>
+            </w:r>
+          </w:p>
+        </w:tc>
+        <w:tc>
+          <w:tcPr>
+            <w:tcW w:w="0" w:type="auto"/>
+            <w:vAlign w:val="center"/>
+            <w:hideMark/>
+          </w:tcPr>
+          <w:p>
+            <w:r>
+              <w:t>LDA (6개 토픽)</w:t>
+            </w:r>
+          </w:p>
+        </w:tc>
+        <w:tc>
+          <w:tcPr>
+            <w:tcW w:w="0" w:type="auto"/>
+            <w:vAlign w:val="center"/>
+            <w:hideMark/>
+          </w:tcPr>
+          <w:p>
+            <w:r>
+              <w:t>NMF (5개 토픽)</w:t>
+            </w:r>
+          </w:p>
+        </w:tc>
+        <w:tc>
+          <w:tcPr>
+            <w:tcW w:w="0" w:type="auto"/>
+            <w:vAlign w:val="center"/>
+            <w:hideMark/>
+          </w:tcPr>
+          <w:p>
+            <w:r>
+              <w:t>비교 분석</w:t>
+            </w:r>
+          </w:p>
+        </w:tc>
+      </w:tr>
+      <w:tr>
+        <w:trPr>
+          <w:tblCellSpacing w:w="15" w:type="dxa"/>
+        </w:trPr>
+        <w:tc>
+          <w:tcPr>
+            <w:tcW w:w="0" w:type="auto"/>
+            <w:vAlign w:val="center"/>
+            <w:hideMark/>
+          </w:tcPr>
+          <w:p>
+            <w:r>
+              <w:t>토픽 수</w:t>
+            </w:r>
+          </w:p>
+        </w:tc>
+        <w:tc>
+          <w:tcPr>
+            <w:tcW w:w="0" w:type="auto"/>
+            <w:vAlign w:val="center"/>
+            <w:hideMark/>
+          </w:tcPr>
+          <w:p>
+            <w:r>
+              <w:t>6개</w:t>
+            </w:r>
+          </w:p>
+        </w:tc>
+        <w:tc>
+          <w:tcPr>
+            <w:tcW w:w="0" w:type="auto"/>
+            <w:vAlign w:val="center"/>
+            <w:hideMark/>
+          </w:tcPr>
+          <w:p>
+            <w:r>
+              <w:t>5개</w:t>
+            </w:r>
+          </w:p>
+        </w:tc>
+        <w:tc>
+          <w:tcPr>
+            <w:tcW w:w="0" w:type="auto"/>
+            <w:vAlign w:val="center"/>
+            <w:hideMark/>
+          </w:tcPr>
+          <w:p>
+            <w:r>
+              <w:t>NMF가 더 간결하게 통합</w:t>
+            </w:r>
+          </w:p>
+        </w:tc>
+      </w:tr>
+      <w:tr>
+        <w:trPr>
+          <w:tblCellSpacing w:w="15" w:type="dxa"/>
+        </w:trPr>
+        <w:tc>
+          <w:tcPr>
+            <w:tcW w:w="0" w:type="auto"/>
+            <w:vAlign w:val="center"/>
+            <w:hideMark/>
+          </w:tcPr>
+          <w:p>
+            <w:r>
+              <w:t>호텔 관련</w:t>
+            </w:r>
+          </w:p>
+        </w:tc>
+        <w:tc>
+          <w:tcPr>
+            <w:tcW w:w="0" w:type="auto"/>
+            <w:vAlign w:val="center"/>
+            <w:hideMark/>
+          </w:tcPr>
+          <w:p>
+            <w:r>
+              <w:t>토픽 4, 6 (2개)</w:t>
+            </w:r>
+          </w:p>
+        </w:tc>
+        <w:tc>
+          <w:tcPr>
+            <w:tcW w:w="0" w:type="auto"/>
+            <w:vAlign w:val="center"/>
+            <w:hideMark/>
+          </w:tcPr>
+          <w:p>
+            <w:r>
+              <w:t>토픽 1, 5 (2개)</w:t>
+            </w:r>
+          </w:p>
+        </w:tc>
+        <w:tc>
+          <w:tcPr>
+            <w:tcW w:w="0" w:type="auto"/>
+            <w:vAlign w:val="center"/>
+            <w:hideMark/>
+          </w:tcPr>
+          <w:p>
+            <w:r>
+              <w:t>유사한 구조 유지</w:t>
+            </w:r>
+          </w:p>
+        </w:tc>
+      </w:tr>
+      <w:tr>
+        <w:trPr>
+          <w:tblCellSpacing w:w="15" w:type="dxa"/>
+        </w:trPr>
+        <w:tc>
+          <w:tcPr>
+            <w:tcW w:w="0" w:type="auto"/>
+            <w:vAlign w:val="center"/>
+            <w:hideMark/>
+          </w:tcPr>
+          <w:p>
+            <w:r>
+              <w:t>전자기기</w:t>
+            </w:r>
+          </w:p>
+        </w:tc>
+        <w:tc>
+          <w:tcPr>
+            <w:tcW w:w="0" w:type="auto"/>
+            <w:vAlign w:val="center"/>
+            <w:hideMark/>
+          </w:tcPr>
+          <w:p>
+            <w:r>
+              <w:t>토픽 1, 5 (분리)</w:t>
+            </w:r>
+          </w:p>
+        </w:tc>
+        <w:tc>
+          <w:tcPr>
+            <w:tcW w:w="0" w:type="auto"/>
+            <w:vAlign w:val="center"/>
+            <w:hideMark/>
+          </w:tcPr>
+          <w:p>
+            <w:r>
+              <w:t>토픽 2, 4 (명확 분리)</w:t>
+            </w:r>
+          </w:p>
+        </w:tc>
+        <w:tc>
+          <w:tcPr>
+            <w:tcW w:w="0" w:type="auto"/>
+            <w:vAlign w:val="center"/>
+            <w:hideMark/>
+          </w:tcPr>
+          <w:p>
+            <w:r>
+              <w:t>NMF가 더 선명한 구분</w:t>
+            </w:r>
+          </w:p>
+        </w:tc>
+      </w:tr>
+      <w:tr>
+        <w:trPr>
+          <w:tblCellSpacing w:w="15" w:type="dxa"/>
+        </w:trPr>
+        <w:tc>
+          <w:tcPr>
+            <w:tcW w:w="0" w:type="auto"/>
+            <w:vAlign w:val="center"/>
+            <w:hideMark/>
+          </w:tcPr>
+          <w:p>
+            <w:r>
+              <w:t>차량</w:t>
+            </w:r>
+          </w:p>
+        </w:tc>
+        <w:tc>
+          <w:tcPr>
+            <w:tcW w:w="0" w:type="auto"/>
+            <w:vAlign w:val="center"/>
+            <w:hideMark/>
+          </w:tcPr>
+          <w:p>
+            <w:r>
+              <w:t>토픽 2 (혼합)</w:t>
+            </w:r>
+          </w:p>
+        </w:tc>
+        <w:tc>
+          <w:tcPr>
+            <w:tcW w:w="0" w:type="auto"/>
+            <w:vAlign w:val="center"/>
+            <w:hideMark/>
+          </w:tcPr>
+          <w:p>
+            <w:r>
+              <w:t>토픽 3 (집중)</w:t>
+            </w:r>
+          </w:p>
+        </w:tc>
+        <w:tc>
+          <w:tcPr>
+            <w:tcW w:w="0" w:type="auto"/>
+            <w:vAlign w:val="center"/>
+            <w:hideMark/>
+          </w:tcPr>
+          <w:p>
+            <w:r>
+              <w:t>NMF가 더 특화됨</w:t>
+            </w:r>
+          </w:p>
+        </w:tc>
+      </w:tr>
+      <w:tr>
+        <w:trPr>
+          <w:tblCellSpacing w:w="15" w:type="dxa"/>
+        </w:trPr>
+        <w:tc>
+          <w:tcPr>
+            <w:tcW w:w="0" w:type="auto"/>
+            <w:vAlign w:val="center"/>
+            <w:hideMark/>
+          </w:tcPr>
+          <w:p>
+            <w:r>
+              <w:t>미디어</w:t>
+            </w:r>
+          </w:p>
+        </w:tc>
+        <w:tc>
+          <w:tcPr>
+            <w:tcW w:w="0" w:type="auto"/>
+            <w:vAlign w:val="center"/>
+            <w:hideMark/>
+          </w:tcPr>
+          <w:p>
+            <w:r>
+              <w:t>토픽 3 (독립)</w:t>
+            </w:r>
+          </w:p>
+        </w:tc>
+        <w:tc>
+          <w:tcPr>
+            <w:tcW w:w="0" w:type="auto"/>
+            <w:vAlign w:val="center"/>
+            <w:hideMark/>
+          </w:tcPr>
+          <w:p>
+            <w:r>
+              <w:t>토픽 2에 통합</w:t>
+            </w:r>
+          </w:p>
+        </w:tc>
+        <w:tc>
+          <w:tcPr>
+            <w:tcW w:w="0" w:type="auto"/>
+            <w:vAlign w:val="center"/>
+            <w:hideMark/>
+          </w:tcPr>
+          <w:p>
+            <w:r>
+              <w:t>NMF가 통합적</w:t>
+            </w:r>
+          </w:p>
+        </w:tc>
+      </w:tr>
+    </w:tbl>
+    <w:p>
+      <w:r>
+        <w:t>주요 차이점:</w:t>
+      </w:r>
+    </w:p>
+    <w:p>
+      <w:r>
+        <w:t xml:space="preserve">토픽 명확성: </w:t>
+      </w:r>
+    </w:p>
+    <w:p>
+      <w:r>
+        <w:t>NMF: 각 토픽이 더 뚜렷하게 분리됨 (예: 토픽 3 차량, 토픽 4 배터리)</w:t>
+      </w:r>
+    </w:p>
+    <w:p>
+      <w:r>
+        <w:t>LDA: 일부 토픽 간 경계가 모호 (예: 위치/배터리 혼재)</w:t>
+      </w:r>
+    </w:p>
+    <w:p>
+      <w:r>
+        <w:t xml:space="preserve">키워드 구체성: </w:t>
+      </w:r>
+    </w:p>
+    <w:p>
+      <w:r>
+        <w:t>NMF: 제품명 포함 (</w:t>
+      </w:r>
+      <w:proofErr w:type="spellStart"/>
+      <w:r>
+        <w:t>ipod</w:t>
+      </w:r>
+      <w:proofErr w:type="spellEnd"/>
+      <w:r>
+        <w:t>), 더 구체적</w:t>
+      </w:r>
+    </w:p>
+    <w:p>
+      <w:r>
+        <w:t>LDA: 일반적 속성 중심 (location, price)</w:t>
+      </w:r>
+    </w:p>
+    <w:p>
+      <w:r>
+        <w:lastRenderedPageBreak/>
+        <w:t xml:space="preserve">토픽 통합: </w:t>
+      </w:r>
+    </w:p>
+    <w:p>
+      <w:r>
+        <w:t>NMF: 관련 개념을 더 효과적으로 통합 (UI와 성능을 토픽 2에)</w:t>
+      </w:r>
+    </w:p>
+    <w:p>
+      <w:r>
+        <w:t>LDA: 세분화된 접근 (6개 토픽)</w:t>
+      </w:r>
+    </w:p>
+    <w:p>
+      <w:r>
+        <w:t>4. 문서-토픽 분포 분석</w:t>
+      </w:r>
+    </w:p>
+    <w:p>
+      <w:r>
+        <w:t>4.1 분포 특성</w:t>
+      </w:r>
+    </w:p>
+    <w:p>
+      <w:r>
+        <w:t>NMF의 문서-토픽 분포는 희소성(sparsity)이 높은 것이 특징입니다:</w:t>
+      </w:r>
+    </w:p>
+    <w:p>
+      <w:r>
+        <w:t>문서 1: [0.000, 0.158, 0.011, 0.000, 0.016]</w:t>
+      </w:r>
+    </w:p>
+    <w:p>
+      <w:r>
+        <w:t xml:space="preserve">        → 토픽 2(전자기기)에 15.8% 집중, 나머지는 거의 0</w:t>
+      </w:r>
+    </w:p>
+    <w:p/>
+    <w:p>
+      <w:r>
+        <w:t>문서 2: [0.371, 0.000, 0.000, 0.000, 0.000]</w:t>
+      </w:r>
+    </w:p>
+    <w:p>
+      <w:r>
+        <w:t xml:space="preserve">        → 토픽 1(호텔 객실)에만 37.1%, 완전 특화</w:t>
+      </w:r>
+    </w:p>
+    <w:p/>
+    <w:p>
+      <w:r>
+        <w:t>문서 3: [0.000, 0.000, 0.000, 0.806, 0.000]</w:t>
+      </w:r>
+    </w:p>
+    <w:p>
+      <w:r>
+        <w:t xml:space="preserve">        → 토픽 4(배터리)에 80.6% 집중</w:t>
+      </w:r>
+    </w:p>
+    <w:p/>
+    <w:p>
+      <w:r>
+        <w:t>문서 7: [0.023, 0.000, 0.643, 0.000, 0.000]</w:t>
+      </w:r>
+    </w:p>
+    <w:p>
+      <w:r>
+        <w:t xml:space="preserve">        → 토픽 3(차량)에 64.3% 집중</w:t>
+      </w:r>
+    </w:p>
+    <w:p>
+      <w:r>
+        <w:t>4.2 LDA vs NMF 분포 패턴 비교</w:t>
+      </w:r>
+    </w:p>
+    <w:tbl>
+      <w:tblPr>
+        <w:tblW w:w="0" w:type="auto"/>
+        <w:tblCellSpacing w:w="15" w:type="dxa"/>
+        <w:tblCellMar>
+          <w:top w:w="15" w:type="dxa"/>
+          <w:left w:w="15" w:type="dxa"/>
+          <w:bottom w:w="15" w:type="dxa"/>
+          <w:right w:w="15" w:type="dxa"/>
+        </w:tblCellMar>
+        <w:tblLook w:val="04A0" w:firstRow="1" w:lastRow="0" w:firstColumn="1" w:lastColumn="0" w:noHBand="0" w:noVBand="1"/>
+      </w:tblPr>
+      <w:tblGrid>
+        <w:gridCol w:w="1230"/>
+        <w:gridCol w:w="2393"/>
+        <w:gridCol w:w="2393"/>
+        <w:gridCol w:w="2968"/>
+      </w:tblGrid>
+      <w:tr>
+        <w:trPr>
+          <w:tblHeader/>
+          <w:tblCellSpacing w:w="15" w:type="dxa"/>
+        </w:trPr>
+        <w:tc>
+          <w:tcPr>
+            <w:tcW w:w="0" w:type="auto"/>
+            <w:vAlign w:val="center"/>
+            <w:hideMark/>
+          </w:tcPr>
+          <w:p>
+            <w:r>
+              <w:t>특성</w:t>
+            </w:r>
+          </w:p>
+        </w:tc>
+        <w:tc>
+          <w:tcPr>
+            <w:tcW w:w="0" w:type="auto"/>
+            <w:vAlign w:val="center"/>
+            <w:hideMark/>
+          </w:tcPr>
+          <w:p>
+            <w:r>
+              <w:t>LDA</w:t>
+            </w:r>
+          </w:p>
+        </w:tc>
+        <w:tc>
+          <w:tcPr>
+            <w:tcW w:w="0" w:type="auto"/>
+            <w:vAlign w:val="center"/>
+            <w:hideMark/>
+          </w:tcPr>
+          <w:p>
+            <w:r>
+              <w:t>NMF</w:t>
+            </w:r>
+          </w:p>
+        </w:tc>
+        <w:tc>
+          <w:tcPr>
+            <w:tcW w:w="0" w:type="auto"/>
+            <w:vAlign w:val="center"/>
+            <w:hideMark/>
+          </w:tcPr>
+          <w:p>
+            <w:r>
+              <w:t>해석</w:t>
+            </w:r>
+          </w:p>
+        </w:tc>
+      </w:tr>
+      <w:tr>
+        <w:trPr>
+          <w:tblCellSpacing w:w="15" w:type="dxa"/>
+        </w:trPr>
+        <w:tc>
+          <w:tcPr>
+            <w:tcW w:w="0" w:type="auto"/>
+            <w:vAlign w:val="center"/>
+            <w:hideMark/>
+          </w:tcPr>
+          <w:p>
+            <w:r>
+              <w:t>희소성</w:t>
+            </w:r>
+          </w:p>
+        </w:tc>
+        <w:tc>
+          <w:tcPr>
+            <w:tcW w:w="0" w:type="auto"/>
+            <w:vAlign w:val="center"/>
+            <w:hideMark/>
+          </w:tcPr>
+          <w:p>
+            <w:r>
+              <w:t>중간 (일부 확률 분산)</w:t>
+            </w:r>
+          </w:p>
+        </w:tc>
+        <w:tc>
+          <w:tcPr>
+            <w:tcW w:w="0" w:type="auto"/>
+            <w:vAlign w:val="center"/>
+            <w:hideMark/>
+          </w:tcPr>
+          <w:p>
+            <w:r>
+              <w:t>높음 (대부분 0)</w:t>
+            </w:r>
+          </w:p>
+        </w:tc>
+        <w:tc>
+          <w:tcPr>
+            <w:tcW w:w="0" w:type="auto"/>
+            <w:vAlign w:val="center"/>
+            <w:hideMark/>
+          </w:tcPr>
+          <w:p>
+            <w:r>
+              <w:t>NMF가 더 명확한 할당</w:t>
+            </w:r>
+          </w:p>
+        </w:tc>
+      </w:tr>
+      <w:tr>
+        <w:trPr>
+          <w:tblCellSpacing w:w="15" w:type="dxa"/>
+        </w:trPr>
+        <w:tc>
+          <w:tcPr>
+            <w:tcW w:w="0" w:type="auto"/>
+            <w:vAlign w:val="center"/>
+            <w:hideMark/>
+          </w:tcPr>
+          <w:p>
+            <w:r>
+              <w:t>다중 토픽</w:t>
+            </w:r>
+          </w:p>
+        </w:tc>
+        <w:tc>
+          <w:tcPr>
+            <w:tcW w:w="0" w:type="auto"/>
+            <w:vAlign w:val="center"/>
+            <w:hideMark/>
+          </w:tcPr>
+          <w:p>
+            <w:r>
+              <w:t>혼합 비율 명확</w:t>
+            </w:r>
+          </w:p>
+        </w:tc>
+        <w:tc>
+          <w:tcPr>
+            <w:tcW w:w="0" w:type="auto"/>
+            <w:vAlign w:val="center"/>
+            <w:hideMark/>
+          </w:tcPr>
+          <w:p>
+            <w:r>
+              <w:t>단일 토픽 집중 경향</w:t>
+            </w:r>
+          </w:p>
+        </w:tc>
+        <w:tc>
+          <w:tcPr>
+            <w:tcW w:w="0" w:type="auto"/>
+            <w:vAlign w:val="center"/>
+            <w:hideMark/>
+          </w:tcPr>
+          <w:p>
+            <w:r>
+              <w:t>NMF는 "hard" 분류에 가까움</w:t>
+            </w:r>
+          </w:p>
+        </w:tc>
+      </w:tr>
+      <w:tr>
+        <w:trPr>
+          <w:tblCellSpacing w:w="15" w:type="dxa"/>
+        </w:trPr>
+        <w:tc>
+          <w:tcPr>
+            <w:tcW w:w="0" w:type="auto"/>
+            <w:vAlign w:val="center"/>
+            <w:hideMark/>
+          </w:tcPr>
+          <w:p>
+            <w:r>
+              <w:t>해석 용이성</w:t>
+            </w:r>
+          </w:p>
+        </w:tc>
+        <w:tc>
+          <w:tcPr>
+            <w:tcW w:w="0" w:type="auto"/>
+            <w:vAlign w:val="center"/>
+            <w:hideMark/>
+          </w:tcPr>
+          <w:p>
+            <w:r>
+              <w:t>확률적 (모든 토픽 기여)</w:t>
+            </w:r>
+          </w:p>
+        </w:tc>
+        <w:tc>
+          <w:tcPr>
+            <w:tcW w:w="0" w:type="auto"/>
+            <w:vAlign w:val="center"/>
+            <w:hideMark/>
+          </w:tcPr>
+          <w:p>
+            <w:r>
+              <w:t>직관적 (주요 토픽 명확)</w:t>
+            </w:r>
+          </w:p>
+        </w:tc>
+        <w:tc>
+          <w:tcPr>
+            <w:tcW w:w="0" w:type="auto"/>
+            <w:vAlign w:val="center"/>
+            <w:hideMark/>
+          </w:tcPr>
+          <w:p>
+            <w:r>
+              <w:t>NMF가 실무 적용 쉬움</w:t>
+            </w:r>
+          </w:p>
+        </w:tc>
+      </w:tr>
+      <w:tr>
+        <w:trPr>
+          <w:tblCellSpacing w:w="15" w:type="dxa"/>
+        </w:trPr>
+        <w:tc>
+          <w:tcPr>
+            <w:tcW w:w="0" w:type="auto"/>
+            <w:vAlign w:val="center"/>
+            <w:hideMark/>
+          </w:tcPr>
+          <w:p>
+            <w:r>
+              <w:t>최대값 범위</w:t>
+            </w:r>
+          </w:p>
+        </w:tc>
+        <w:tc>
+          <w:tcPr>
+            <w:tcW w:w="0" w:type="auto"/>
+            <w:vAlign w:val="center"/>
+            <w:hideMark/>
+          </w:tcPr>
+          <w:p>
+            <w:r>
+              <w:t>0.99+ (거의 1)</w:t>
+            </w:r>
+          </w:p>
+        </w:tc>
+        <w:tc>
+          <w:tcPr>
+            <w:tcW w:w="0" w:type="auto"/>
+            <w:vAlign w:val="center"/>
+            <w:hideMark/>
+          </w:tcPr>
+          <w:p>
+            <w:r>
+              <w:t>0.80~0.85</w:t>
+            </w:r>
+          </w:p>
+        </w:tc>
+        <w:tc>
+          <w:tcPr>
+            <w:tcW w:w="0" w:type="auto"/>
+            <w:vAlign w:val="center"/>
+            <w:hideMark/>
+          </w:tcPr>
+          <w:p>
+            <w:r>
+              <w:t>LDA가 더 극단적 할당</w:t>
+            </w:r>
+          </w:p>
+        </w:tc>
+      </w:tr>
+    </w:tbl>
+    <w:p>
+      <w:r>
+        <w:t>예시 비교:</w:t>
+      </w:r>
+    </w:p>
+    <w:p>
+      <w:r>
+        <w:lastRenderedPageBreak/>
+        <w:t>동일 문서에 대한 분포</w:t>
+      </w:r>
+    </w:p>
+    <w:p/>
+    <w:p>
+      <w:r>
+        <w:t>LDA</w:t>
+      </w:r>
+      <w:proofErr w:type="gramStart"/>
+      <w:r>
+        <w:t>:  [</w:t>
+      </w:r>
+      <w:proofErr w:type="gramEnd"/>
+      <w:r>
+        <w:t>0.0004, 0.0004, 0.9979, 0.0004, 0.0004, 0.0004]</w:t>
+      </w:r>
+    </w:p>
+    <w:p>
+      <w:r>
+        <w:t xml:space="preserve">      → 토픽 3에 99.79%, 나머지는 무시 가능</w:t>
+      </w:r>
+    </w:p>
+    <w:p/>
+    <w:p>
+      <w:r>
+        <w:t>NMF</w:t>
+      </w:r>
+      <w:proofErr w:type="gramStart"/>
+      <w:r>
+        <w:t>:  [</w:t>
+      </w:r>
+      <w:proofErr w:type="gramEnd"/>
+      <w:r>
+        <w:t>0.000, 0.158, 0.011, 0.000, 0.016]</w:t>
+      </w:r>
+    </w:p>
+    <w:p>
+      <w:r>
+        <w:t xml:space="preserve">      → 토픽 2에 15.8%, 여러 토픽 소폭 기여</w:t>
+      </w:r>
+    </w:p>
+    <w:p>
+      <w:r>
+        <w:t>NMF는 전반적으로 더 보수적인 할당을 하며, "확신할 수 없으면 0"의 원칙을 따릅니다.</w:t>
+      </w:r>
+    </w:p>
+    <w:p>
+      <w:r>
+        <w:t>5. 성능 비교 및 평가</w:t>
+      </w:r>
+    </w:p>
+    <w:p>
+      <w:r>
+        <w:t>5.1 정량적 비교</w:t>
+      </w:r>
+    </w:p>
+    <w:tbl>
+      <w:tblPr>
+        <w:tblW w:w="0" w:type="auto"/>
+        <w:tblCellSpacing w:w="15" w:type="dxa"/>
+        <w:tblCellMar>
+          <w:top w:w="15" w:type="dxa"/>
+          <w:left w:w="15" w:type="dxa"/>
+          <w:bottom w:w="15" w:type="dxa"/>
+          <w:right w:w="15" w:type="dxa"/>
+        </w:tblCellMar>
+        <w:tblLook w:val="04A0" w:firstRow="1" w:lastRow="0" w:firstColumn="1" w:lastColumn="0" w:noHBand="0" w:noVBand="1"/>
+      </w:tblPr>
+      <w:tblGrid>
+        <w:gridCol w:w="2023"/>
+        <w:gridCol w:w="1085"/>
+        <w:gridCol w:w="1085"/>
+        <w:gridCol w:w="1155"/>
+      </w:tblGrid>
+      <w:tr>
+        <w:trPr>
+          <w:tblHeader/>
+          <w:tblCellSpacing w:w="15" w:type="dxa"/>
+        </w:trPr>
+        <w:tc>
+          <w:tcPr>
+            <w:tcW w:w="0" w:type="auto"/>
+            <w:vAlign w:val="center"/>
+            <w:hideMark/>
+          </w:tcPr>
+          <w:p>
+            <w:r>
+              <w:t>지표</w:t>
+            </w:r>
+          </w:p>
+        </w:tc>
+        <w:tc>
+          <w:tcPr>
+            <w:tcW w:w="0" w:type="auto"/>
+            <w:vAlign w:val="center"/>
+            <w:hideMark/>
+          </w:tcPr>
+          <w:p>
+            <w:r>
+              <w:t>LDA</w:t>
+            </w:r>
+          </w:p>
+        </w:tc>
+        <w:tc>
+          <w:tcPr>
+            <w:tcW w:w="0" w:type="auto"/>
+            <w:vAlign w:val="center"/>
+            <w:hideMark/>
+          </w:tcPr>
+          <w:p>
+            <w:r>
+              <w:t>NMF</w:t>
+            </w:r>
+          </w:p>
+        </w:tc>
+        <w:tc>
+          <w:tcPr>
+            <w:tcW w:w="0" w:type="auto"/>
+            <w:vAlign w:val="center"/>
+            <w:hideMark/>
+          </w:tcPr>
+          <w:p>
+            <w:r>
+              <w:t>우수 모델</w:t>
+            </w:r>
+          </w:p>
+        </w:tc>
+      </w:tr>
+      <w:tr>
+        <w:trPr>
+          <w:tblCellSpacing w:w="15" w:type="dxa"/>
+        </w:trPr>
+        <w:tc>
+          <w:tcPr>
+            <w:tcW w:w="0" w:type="auto"/>
+            <w:vAlign w:val="center"/>
+            <w:hideMark/>
+          </w:tcPr>
+          <w:p>
+            <w:r>
+              <w:t>Perplexity</w:t>
+            </w:r>
+          </w:p>
+        </w:tc>
+        <w:tc>
+          <w:tcPr>
+            <w:tcW w:w="0" w:type="auto"/>
+            <w:vAlign w:val="center"/>
+            <w:hideMark/>
+          </w:tcPr>
+          <w:p>
+            <w:r>
+              <w:t>700.46</w:t>
+            </w:r>
+          </w:p>
+        </w:tc>
+        <w:tc>
+          <w:tcPr>
+            <w:tcW w:w="0" w:type="auto"/>
+            <w:vAlign w:val="center"/>
+            <w:hideMark/>
+          </w:tcPr>
+          <w:p>
+            <w:r>
+              <w:t>N/A</w:t>
+            </w:r>
+          </w:p>
+        </w:tc>
+        <w:tc>
+          <w:tcPr>
+            <w:tcW w:w="0" w:type="auto"/>
+            <w:vAlign w:val="center"/>
+            <w:hideMark/>
+          </w:tcPr>
+          <w:p>
+            <w:r>
+              <w:t>-</w:t>
+            </w:r>
+          </w:p>
+        </w:tc>
+      </w:tr>
+      <w:tr>
+        <w:trPr>
+          <w:tblCellSpacing w:w="15" w:type="dxa"/>
+        </w:trPr>
+        <w:tc>
+          <w:tcPr>
+            <w:tcW w:w="0" w:type="auto"/>
+            <w:vAlign w:val="center"/>
+            <w:hideMark/>
+          </w:tcPr>
+          <w:p>
+            <w:r>
+              <w:t>Reconstruction Error</w:t>
+            </w:r>
+          </w:p>
+        </w:tc>
+        <w:tc>
+          <w:tcPr>
+            <w:tcW w:w="0" w:type="auto"/>
+            <w:vAlign w:val="center"/>
+            <w:hideMark/>
+          </w:tcPr>
+          <w:p>
+            <w:r>
+              <w:t>N/A</w:t>
+            </w:r>
+          </w:p>
+        </w:tc>
+        <w:tc>
+          <w:tcPr>
+            <w:tcW w:w="0" w:type="auto"/>
+            <w:vAlign w:val="center"/>
+            <w:hideMark/>
+          </w:tcPr>
+          <w:p>
+            <w:r>
+              <w:t>5.85</w:t>
+            </w:r>
+          </w:p>
+        </w:tc>
+        <w:tc>
+          <w:tcPr>
+            <w:tcW w:w="0" w:type="auto"/>
+            <w:vAlign w:val="center"/>
+            <w:hideMark/>
+          </w:tcPr>
+          <w:p>
+            <w:r>
+              <w:t>-</w:t>
+            </w:r>
+          </w:p>
+        </w:tc>
+      </w:tr>
+      <w:tr>
+        <w:trPr>
+          <w:tblCellSpacing w:w="15" w:type="dxa"/>
+        </w:trPr>
+        <w:tc>
+          <w:tcPr>
+            <w:tcW w:w="0" w:type="auto"/>
+            <w:vAlign w:val="center"/>
+            <w:hideMark/>
+          </w:tcPr>
+          <w:p>
+            <w:r>
+              <w:t>토픽 수</w:t>
+            </w:r>
+          </w:p>
+        </w:tc>
+        <w:tc>
+          <w:tcPr>
+            <w:tcW w:w="0" w:type="auto"/>
+            <w:vAlign w:val="center"/>
+            <w:hideMark/>
+          </w:tcPr>
+          <w:p>
+            <w:r>
+              <w:t>6개</w:t>
+            </w:r>
+          </w:p>
+        </w:tc>
+        <w:tc>
+          <w:tcPr>
+            <w:tcW w:w="0" w:type="auto"/>
+            <w:vAlign w:val="center"/>
+            <w:hideMark/>
+          </w:tcPr>
+          <w:p>
+            <w:r>
+              <w:t>5개</w:t>
+            </w:r>
+          </w:p>
+        </w:tc>
+        <w:tc>
+          <w:tcPr>
+            <w:tcW w:w="0" w:type="auto"/>
+            <w:vAlign w:val="center"/>
+            <w:hideMark/>
+          </w:tcPr>
+          <w:p>
+            <w:r>
+              <w:t>NMF (간결)</w:t>
+            </w:r>
+          </w:p>
+        </w:tc>
+      </w:tr>
+      <w:tr>
+        <w:trPr>
+          <w:tblCellSpacing w:w="15" w:type="dxa"/>
+        </w:trPr>
+        <w:tc>
+          <w:tcPr>
+            <w:tcW w:w="0" w:type="auto"/>
+            <w:vAlign w:val="center"/>
+            <w:hideMark/>
+          </w:tcPr>
+          <w:p>
+            <w:r>
+              <w:t>평균 토픽 가중치</w:t>
+            </w:r>
+          </w:p>
+        </w:tc>
+        <w:tc>
+          <w:tcPr>
+            <w:tcW w:w="0" w:type="auto"/>
+            <w:vAlign w:val="center"/>
+            <w:hideMark/>
+          </w:tcPr>
+          <w:p>
+            <w:r>
+              <w:t>0.167 (1/6)</w:t>
+            </w:r>
+          </w:p>
+        </w:tc>
+        <w:tc>
+          <w:tcPr>
+            <w:tcW w:w="0" w:type="auto"/>
+            <w:vAlign w:val="center"/>
+            <w:hideMark/>
+          </w:tcPr>
+          <w:p>
+            <w:r>
+              <w:t>0.200 (1/5)</w:t>
+            </w:r>
+          </w:p>
+        </w:tc>
+        <w:tc>
+          <w:tcPr>
+            <w:tcW w:w="0" w:type="auto"/>
+            <w:vAlign w:val="center"/>
+            <w:hideMark/>
+          </w:tcPr>
+          <w:p>
+            <w:r>
+              <w:t>NMF (명확)</w:t>
+            </w:r>
+          </w:p>
+        </w:tc>
+      </w:tr>
+      <w:tr>
+        <w:trPr>
+          <w:tblCellSpacing w:w="15" w:type="dxa"/>
+        </w:trPr>
+        <w:tc>
+          <w:tcPr>
+            <w:tcW w:w="0" w:type="auto"/>
+            <w:vAlign w:val="center"/>
+            <w:hideMark/>
+          </w:tcPr>
+          <w:p>
+            <w:r>
+              <w:t>희소성 (0 비율)</w:t>
+            </w:r>
+          </w:p>
+        </w:tc>
+        <w:tc>
+          <w:tcPr>
+            <w:tcW w:w="0" w:type="auto"/>
+            <w:vAlign w:val="center"/>
+            <w:hideMark/>
+          </w:tcPr>
+          <w:p>
+            <w:r>
+              <w:t>~10%</w:t>
+            </w:r>
+          </w:p>
+        </w:tc>
+        <w:tc>
+          <w:tcPr>
+            <w:tcW w:w="0" w:type="auto"/>
+            <w:vAlign w:val="center"/>
+            <w:hideMark/>
+          </w:tcPr>
+          <w:p>
+            <w:r>
+              <w:t>~60%</w:t>
+            </w:r>
+          </w:p>
+        </w:tc>
+        <w:tc>
+          <w:tcPr>
+            <w:tcW w:w="0" w:type="auto"/>
+            <w:vAlign w:val="center"/>
+            <w:hideMark/>
+          </w:tcPr>
+          <w:p>
+            <w:r>
+              <w:t>NMF (선명)</w:t>
+            </w:r>
+          </w:p>
+        </w:tc>
+      </w:tr>
+    </w:tbl>
+    <w:p>
+      <w:r>
+        <w:t>지표 해석:</w:t>
+      </w:r>
+    </w:p>
+    <w:p>
+      <w:r>
+        <w:t>Perplexity와 Reconstruction Error는 서로 다른 목적 함수로 직접 비교 불가</w:t>
+      </w:r>
+    </w:p>
+    <w:p>
+      <w:r>
+        <w:t>NMF의 높은 희소성은 토픽 할당의 명확성을 의미</w:t>
+      </w:r>
+    </w:p>
+    <w:p>
+      <w:r>
+        <w:t>LDA는 확률적 혼합, NMF는 결정론적 분해에 가까움</w:t>
+      </w:r>
+    </w:p>
+    <w:p>
+      <w:r>
+        <w:t>5.2 정성적 비교</w:t>
+      </w:r>
+    </w:p>
+    <w:p>
+      <w:r>
+        <w:t>토픽 품질:</w:t>
+      </w:r>
+    </w:p>
+    <w:p>
+      <w:r>
+        <w:t xml:space="preserve">LDA 토픽: </w:t>
+      </w:r>
+    </w:p>
+    <w:p>
+      <w:r>
+        <w:rPr>
+          <w:rFonts w:ascii="Segoe UI Emoji" w:hAnsi="Segoe UI Emoji" w:cs="Segoe UI Emoji"/>
+        </w:rPr>
+        <w:t>✅</w:t>
+      </w:r>
+      <w:r>
+        <w:t xml:space="preserve"> 확률적으로 일관된 주제</w:t>
+      </w:r>
+    </w:p>
+    <w:p>
+      <w:r>
+        <w:rPr>
+          <w:rFonts w:ascii="Segoe UI Emoji" w:hAnsi="Segoe UI Emoji" w:cs="Segoe UI Emoji"/>
+        </w:rPr>
+        <w:lastRenderedPageBreak/>
+        <w:t>✅</w:t>
+      </w:r>
+      <w:r>
+        <w:t xml:space="preserve"> 문서 생성 과정 모델링</w:t>
+      </w:r>
+    </w:p>
+    <w:p>
+      <w:r>
+        <w:rPr>
+          <w:rFonts w:ascii="Segoe UI Emoji" w:hAnsi="Segoe UI Emoji" w:cs="Segoe UI Emoji"/>
+        </w:rPr>
+        <w:t>⚠️</w:t>
+      </w:r>
+      <w:r>
+        <w:t xml:space="preserve"> 일부 토픽 경계 모호 (예: 위치-배터리-호텔 혼재)</w:t>
+      </w:r>
+    </w:p>
+    <w:p>
+      <w:r>
+        <w:t xml:space="preserve">NMF 토픽: </w:t>
+      </w:r>
+    </w:p>
+    <w:p>
+      <w:r>
+        <w:rPr>
+          <w:rFonts w:ascii="Segoe UI Emoji" w:hAnsi="Segoe UI Emoji" w:cs="Segoe UI Emoji"/>
+        </w:rPr>
+        <w:t>✅</w:t>
+      </w:r>
+      <w:r>
+        <w:t xml:space="preserve"> 명확하게 구분되는 주제</w:t>
+      </w:r>
+    </w:p>
+    <w:p>
+      <w:r>
+        <w:rPr>
+          <w:rFonts w:ascii="Segoe UI Emoji" w:hAnsi="Segoe UI Emoji" w:cs="Segoe UI Emoji"/>
+        </w:rPr>
+        <w:t>✅</w:t>
+      </w:r>
+      <w:r>
+        <w:t xml:space="preserve"> 직관적 해석 (호텔, 차량, 배터리)</w:t>
+      </w:r>
+    </w:p>
+    <w:p>
+      <w:r>
+        <w:rPr>
+          <w:rFonts w:ascii="Segoe UI Emoji" w:hAnsi="Segoe UI Emoji" w:cs="Segoe UI Emoji"/>
+        </w:rPr>
+        <w:t>✅</w:t>
+      </w:r>
+      <w:r>
+        <w:t xml:space="preserve"> 제품명 포함으로 구체성 향상</w:t>
+      </w:r>
+    </w:p>
+    <w:p>
+      <w:r>
+        <w:rPr>
+          <w:rFonts w:ascii="Segoe UI Emoji" w:hAnsi="Segoe UI Emoji" w:cs="Segoe UI Emoji"/>
+        </w:rPr>
+        <w:t>⚠️</w:t>
+      </w:r>
+      <w:r>
+        <w:t xml:space="preserve"> 확률적 의미 부족</w:t>
+      </w:r>
+    </w:p>
+    <w:p/>
     <w:sectPr>
       <w:pgSz w:w="11906" w:h="16838"/>
       <w:pgMar w:top="720" w:right="720" w:bottom="720" w:left="720" w:header="851" w:footer="992" w:gutter="0"/>
@@ -5098,6 +7318,155 @@
     </w:lvl>
   </w:abstractNum>
   <w:abstractNum w:abstractNumId="28" w15:restartNumberingAfterBreak="0">
+    <w:nsid w:val="2CCA07FD"/>
+    <w:multiLevelType w:val="multilevel"/>
+    <w:tmpl w:val="52CCDE94"/>
+    <w:lvl w:ilvl="0">
+      <w:start w:val="1"/>
+      <w:numFmt w:val="bullet"/>
+      <w:lvlText w:val=""/>
+      <w:lvlJc w:val="left"/>
+      <w:pPr>
+        <w:tabs>
+          <w:tab w:val="num" w:pos="720"/>
+        </w:tabs>
+        <w:ind w:left="720" w:hanging="360"/>
+      </w:pPr>
+      <w:rPr>
+        <w:rFonts w:ascii="Symbol" w:hAnsi="Symbol" w:hint="default"/>
+        <w:sz w:val="20"/>
+      </w:rPr>
+    </w:lvl>
+    <w:lvl w:ilvl="1">
+      <w:start w:val="1"/>
+      <w:numFmt w:val="bullet"/>
+      <w:lvlText w:val="o"/>
+      <w:lvlJc w:val="left"/>
+      <w:pPr>
+        <w:tabs>
+          <w:tab w:val="num" w:pos="1440"/>
+        </w:tabs>
+        <w:ind w:left="1440" w:hanging="360"/>
+      </w:pPr>
+      <w:rPr>
+        <w:rFonts w:ascii="Courier New" w:hAnsi="Courier New" w:hint="default"/>
+        <w:sz w:val="20"/>
+      </w:rPr>
+    </w:lvl>
+    <w:lvl w:ilvl="2" w:tentative="1">
+      <w:start w:val="1"/>
+      <w:numFmt w:val="bullet"/>
+      <w:lvlText w:val=""/>
+      <w:lvlJc w:val="left"/>
+      <w:pPr>
+        <w:tabs>
+          <w:tab w:val="num" w:pos="2160"/>
+        </w:tabs>
+        <w:ind w:left="2160" w:hanging="360"/>
+      </w:pPr>
+      <w:rPr>
+        <w:rFonts w:ascii="Wingdings" w:hAnsi="Wingdings" w:hint="default"/>
+        <w:sz w:val="20"/>
+      </w:rPr>
+    </w:lvl>
+    <w:lvl w:ilvl="3" w:tentative="1">
+      <w:start w:val="1"/>
+      <w:numFmt w:val="bullet"/>
+      <w:lvlText w:val=""/>
+      <w:lvlJc w:val="left"/>
+      <w:pPr>
+        <w:tabs>
+          <w:tab w:val="num" w:pos="2880"/>
+        </w:tabs>
+        <w:ind w:left="2880" w:hanging="360"/>
+      </w:pPr>
+      <w:rPr>
+        <w:rFonts w:ascii="Wingdings" w:hAnsi="Wingdings" w:hint="default"/>
+        <w:sz w:val="20"/>
+      </w:rPr>
+    </w:lvl>
+    <w:lvl w:ilvl="4" w:tentative="1">
+      <w:start w:val="1"/>
+      <w:numFmt w:val="bullet"/>
+      <w:lvlText w:val=""/>
+      <w:lvlJc w:val="left"/>
+      <w:pPr>
+        <w:tabs>
+          <w:tab w:val="num" w:pos="3600"/>
+        </w:tabs>
+        <w:ind w:left="3600" w:hanging="360"/>
+      </w:pPr>
+      <w:rPr>
+        <w:rFonts w:ascii="Wingdings" w:hAnsi="Wingdings" w:hint="default"/>
+        <w:sz w:val="20"/>
+      </w:rPr>
+    </w:lvl>
+    <w:lvl w:ilvl="5" w:tentative="1">
+      <w:start w:val="1"/>
+      <w:numFmt w:val="bullet"/>
+      <w:lvlText w:val=""/>
+      <w:lvlJc w:val="left"/>
+      <w:pPr>
+        <w:tabs>
+          <w:tab w:val="num" w:pos="4320"/>
+        </w:tabs>
+        <w:ind w:left="4320" w:hanging="360"/>
+      </w:pPr>
+      <w:rPr>
+        <w:rFonts w:ascii="Wingdings" w:hAnsi="Wingdings" w:hint="default"/>
+        <w:sz w:val="20"/>
+      </w:rPr>
+    </w:lvl>
+    <w:lvl w:ilvl="6" w:tentative="1">
+      <w:start w:val="1"/>
+      <w:numFmt w:val="bullet"/>
+      <w:lvlText w:val=""/>
+      <w:lvlJc w:val="left"/>
+      <w:pPr>
+        <w:tabs>
+          <w:tab w:val="num" w:pos="5040"/>
+        </w:tabs>
+        <w:ind w:left="5040" w:hanging="360"/>
+      </w:pPr>
+      <w:rPr>
+        <w:rFonts w:ascii="Wingdings" w:hAnsi="Wingdings" w:hint="default"/>
+        <w:sz w:val="20"/>
+      </w:rPr>
+    </w:lvl>
+    <w:lvl w:ilvl="7" w:tentative="1">
+      <w:start w:val="1"/>
+      <w:numFmt w:val="bullet"/>
+      <w:lvlText w:val=""/>
+      <w:lvlJc w:val="left"/>
+      <w:pPr>
+        <w:tabs>
+          <w:tab w:val="num" w:pos="5760"/>
+        </w:tabs>
+        <w:ind w:left="5760" w:hanging="360"/>
+      </w:pPr>
+      <w:rPr>
+        <w:rFonts w:ascii="Wingdings" w:hAnsi="Wingdings" w:hint="default"/>
+        <w:sz w:val="20"/>
+      </w:rPr>
+    </w:lvl>
+    <w:lvl w:ilvl="8" w:tentative="1">
+      <w:start w:val="1"/>
+      <w:numFmt w:val="bullet"/>
+      <w:lvlText w:val=""/>
+      <w:lvlJc w:val="left"/>
+      <w:pPr>
+        <w:tabs>
+          <w:tab w:val="num" w:pos="6480"/>
+        </w:tabs>
+        <w:ind w:left="6480" w:hanging="360"/>
+      </w:pPr>
+      <w:rPr>
+        <w:rFonts w:ascii="Wingdings" w:hAnsi="Wingdings" w:hint="default"/>
+        <w:sz w:val="20"/>
+      </w:rPr>
+    </w:lvl>
+  </w:abstractNum>
+  <w:abstractNum w:abstractNumId="29" w15:restartNumberingAfterBreak="0">
     <w:nsid w:val="2DFF3C1C"/>
     <w:multiLevelType w:val="multilevel"/>
     <w:tmpl w:val="8B76A10C"/>
@@ -5210,7 +7579,7 @@
       </w:rPr>
     </w:lvl>
   </w:abstractNum>
-  <w:abstractNum w:abstractNumId="29" w15:restartNumberingAfterBreak="0">
+  <w:abstractNum w:abstractNumId="30" w15:restartNumberingAfterBreak="0">
     <w:nsid w:val="316A6817"/>
     <w:multiLevelType w:val="multilevel"/>
     <w:tmpl w:val="0584DC4E"/>
@@ -5359,7 +7728,7 @@
       </w:rPr>
     </w:lvl>
   </w:abstractNum>
-  <w:abstractNum w:abstractNumId="30" w15:restartNumberingAfterBreak="0">
+  <w:abstractNum w:abstractNumId="31" w15:restartNumberingAfterBreak="0">
     <w:nsid w:val="32B4545C"/>
     <w:multiLevelType w:val="multilevel"/>
     <w:tmpl w:val="089EF376"/>
@@ -5504,7 +7873,7 @@
       </w:rPr>
     </w:lvl>
   </w:abstractNum>
-  <w:abstractNum w:abstractNumId="31" w15:restartNumberingAfterBreak="0">
+  <w:abstractNum w:abstractNumId="32" w15:restartNumberingAfterBreak="0">
     <w:nsid w:val="331C70D2"/>
     <w:multiLevelType w:val="multilevel"/>
     <w:tmpl w:val="F6ACD3EE"/>
@@ -5653,7 +8022,7 @@
       </w:rPr>
     </w:lvl>
   </w:abstractNum>
-  <w:abstractNum w:abstractNumId="32" w15:restartNumberingAfterBreak="0">
+  <w:abstractNum w:abstractNumId="33" w15:restartNumberingAfterBreak="0">
     <w:nsid w:val="33E63B2B"/>
     <w:multiLevelType w:val="multilevel"/>
     <w:tmpl w:val="3E56D05E"/>
@@ -5766,7 +8135,7 @@
       </w:rPr>
     </w:lvl>
   </w:abstractNum>
-  <w:abstractNum w:abstractNumId="33" w15:restartNumberingAfterBreak="0">
+  <w:abstractNum w:abstractNumId="34" w15:restartNumberingAfterBreak="0">
     <w:nsid w:val="352B657B"/>
     <w:multiLevelType w:val="multilevel"/>
     <w:tmpl w:val="B7A6127C"/>
@@ -5879,7 +8248,7 @@
       </w:rPr>
     </w:lvl>
   </w:abstractNum>
-  <w:abstractNum w:abstractNumId="34" w15:restartNumberingAfterBreak="0">
+  <w:abstractNum w:abstractNumId="35" w15:restartNumberingAfterBreak="0">
     <w:nsid w:val="36C73493"/>
     <w:multiLevelType w:val="multilevel"/>
     <w:tmpl w:val="5AFCD9BC"/>
@@ -6028,7 +8397,273 @@
       </w:rPr>
     </w:lvl>
   </w:abstractNum>
-  <w:abstractNum w:abstractNumId="35" w15:restartNumberingAfterBreak="0">
+  <w:abstractNum w:abstractNumId="36" w15:restartNumberingAfterBreak="0">
+    <w:nsid w:val="3A27379C"/>
+    <w:multiLevelType w:val="multilevel"/>
+    <w:tmpl w:val="12CA437C"/>
+    <w:lvl w:ilvl="0">
+      <w:start w:val="1"/>
+      <w:numFmt w:val="decimal"/>
+      <w:lvlText w:val="%1."/>
+      <w:lvlJc w:val="left"/>
+      <w:pPr>
+        <w:tabs>
+          <w:tab w:val="num" w:pos="720"/>
+        </w:tabs>
+        <w:ind w:left="720" w:hanging="360"/>
+      </w:pPr>
+    </w:lvl>
+    <w:lvl w:ilvl="1">
+      <w:start w:val="1"/>
+      <w:numFmt w:val="bullet"/>
+      <w:lvlText w:val="o"/>
+      <w:lvlJc w:val="left"/>
+      <w:pPr>
+        <w:tabs>
+          <w:tab w:val="num" w:pos="1440"/>
+        </w:tabs>
+        <w:ind w:left="1440" w:hanging="360"/>
+      </w:pPr>
+      <w:rPr>
+        <w:rFonts w:ascii="Courier New" w:hAnsi="Courier New" w:hint="default"/>
+        <w:sz w:val="20"/>
+      </w:rPr>
+    </w:lvl>
+    <w:lvl w:ilvl="2" w:tentative="1">
+      <w:start w:val="1"/>
+      <w:numFmt w:val="decimal"/>
+      <w:lvlText w:val="%3."/>
+      <w:lvlJc w:val="left"/>
+      <w:pPr>
+        <w:tabs>
+          <w:tab w:val="num" w:pos="2160"/>
+        </w:tabs>
+        <w:ind w:left="2160" w:hanging="360"/>
+      </w:pPr>
+    </w:lvl>
+    <w:lvl w:ilvl="3" w:tentative="1">
+      <w:start w:val="1"/>
+      <w:numFmt w:val="decimal"/>
+      <w:lvlText w:val="%4."/>
+      <w:lvlJc w:val="left"/>
+      <w:pPr>
+        <w:tabs>
+          <w:tab w:val="num" w:pos="2880"/>
+        </w:tabs>
+        <w:ind w:left="2880" w:hanging="360"/>
+      </w:pPr>
+    </w:lvl>
+    <w:lvl w:ilvl="4" w:tentative="1">
+      <w:start w:val="1"/>
+      <w:numFmt w:val="decimal"/>
+      <w:lvlText w:val="%5."/>
+      <w:lvlJc w:val="left"/>
+      <w:pPr>
+        <w:tabs>
+          <w:tab w:val="num" w:pos="3600"/>
+        </w:tabs>
+        <w:ind w:left="3600" w:hanging="360"/>
+      </w:pPr>
+    </w:lvl>
+    <w:lvl w:ilvl="5" w:tentative="1">
+      <w:start w:val="1"/>
+      <w:numFmt w:val="decimal"/>
+      <w:lvlText w:val="%6."/>
+      <w:lvlJc w:val="left"/>
+      <w:pPr>
+        <w:tabs>
+          <w:tab w:val="num" w:pos="4320"/>
+        </w:tabs>
+        <w:ind w:left="4320" w:hanging="360"/>
+      </w:pPr>
+    </w:lvl>
+    <w:lvl w:ilvl="6" w:tentative="1">
+      <w:start w:val="1"/>
+      <w:numFmt w:val="decimal"/>
+      <w:lvlText w:val="%7."/>
+      <w:lvlJc w:val="left"/>
+      <w:pPr>
+        <w:tabs>
+          <w:tab w:val="num" w:pos="5040"/>
+        </w:tabs>
+        <w:ind w:left="5040" w:hanging="360"/>
+      </w:pPr>
+    </w:lvl>
+    <w:lvl w:ilvl="7" w:tentative="1">
+      <w:start w:val="1"/>
+      <w:numFmt w:val="decimal"/>
+      <w:lvlText w:val="%8."/>
+      <w:lvlJc w:val="left"/>
+      <w:pPr>
+        <w:tabs>
+          <w:tab w:val="num" w:pos="5760"/>
+        </w:tabs>
+        <w:ind w:left="5760" w:hanging="360"/>
+      </w:pPr>
+    </w:lvl>
+    <w:lvl w:ilvl="8" w:tentative="1">
+      <w:start w:val="1"/>
+      <w:numFmt w:val="decimal"/>
+      <w:lvlText w:val="%9."/>
+      <w:lvlJc w:val="left"/>
+      <w:pPr>
+        <w:tabs>
+          <w:tab w:val="num" w:pos="6480"/>
+        </w:tabs>
+        <w:ind w:left="6480" w:hanging="360"/>
+      </w:pPr>
+    </w:lvl>
+  </w:abstractNum>
+  <w:abstractNum w:abstractNumId="37" w15:restartNumberingAfterBreak="0">
+    <w:nsid w:val="3A371722"/>
+    <w:multiLevelType w:val="multilevel"/>
+    <w:tmpl w:val="5DB2D542"/>
+    <w:lvl w:ilvl="0">
+      <w:start w:val="1"/>
+      <w:numFmt w:val="bullet"/>
+      <w:lvlText w:val=""/>
+      <w:lvlJc w:val="left"/>
+      <w:pPr>
+        <w:tabs>
+          <w:tab w:val="num" w:pos="720"/>
+        </w:tabs>
+        <w:ind w:left="720" w:hanging="360"/>
+      </w:pPr>
+      <w:rPr>
+        <w:rFonts w:ascii="Symbol" w:hAnsi="Symbol" w:hint="default"/>
+        <w:sz w:val="20"/>
+      </w:rPr>
+    </w:lvl>
+    <w:lvl w:ilvl="1" w:tentative="1">
+      <w:start w:val="1"/>
+      <w:numFmt w:val="bullet"/>
+      <w:lvlText w:val="o"/>
+      <w:lvlJc w:val="left"/>
+      <w:pPr>
+        <w:tabs>
+          <w:tab w:val="num" w:pos="1440"/>
+        </w:tabs>
+        <w:ind w:left="1440" w:hanging="360"/>
+      </w:pPr>
+      <w:rPr>
+        <w:rFonts w:ascii="Courier New" w:hAnsi="Courier New" w:hint="default"/>
+        <w:sz w:val="20"/>
+      </w:rPr>
+    </w:lvl>
+    <w:lvl w:ilvl="2" w:tentative="1">
+      <w:start w:val="1"/>
+      <w:numFmt w:val="bullet"/>
+      <w:lvlText w:val=""/>
+      <w:lvlJc w:val="left"/>
+      <w:pPr>
+        <w:tabs>
+          <w:tab w:val="num" w:pos="2160"/>
+        </w:tabs>
+        <w:ind w:left="2160" w:hanging="360"/>
+      </w:pPr>
+      <w:rPr>
+        <w:rFonts w:ascii="Wingdings" w:hAnsi="Wingdings" w:hint="default"/>
+        <w:sz w:val="20"/>
+      </w:rPr>
+    </w:lvl>
+    <w:lvl w:ilvl="3" w:tentative="1">
+      <w:start w:val="1"/>
+      <w:numFmt w:val="bullet"/>
+      <w:lvlText w:val=""/>
+      <w:lvlJc w:val="left"/>
+      <w:pPr>
+        <w:tabs>
+          <w:tab w:val="num" w:pos="2880"/>
+        </w:tabs>
+        <w:ind w:left="2880" w:hanging="360"/>
+      </w:pPr>
+      <w:rPr>
+        <w:rFonts w:ascii="Wingdings" w:hAnsi="Wingdings" w:hint="default"/>
+        <w:sz w:val="20"/>
+      </w:rPr>
+    </w:lvl>
+    <w:lvl w:ilvl="4" w:tentative="1">
+      <w:start w:val="1"/>
+      <w:numFmt w:val="bullet"/>
+      <w:lvlText w:val=""/>
+      <w:lvlJc w:val="left"/>
+      <w:pPr>
+        <w:tabs>
+          <w:tab w:val="num" w:pos="3600"/>
+        </w:tabs>
+        <w:ind w:left="3600" w:hanging="360"/>
+      </w:pPr>
+      <w:rPr>
+        <w:rFonts w:ascii="Wingdings" w:hAnsi="Wingdings" w:hint="default"/>
+        <w:sz w:val="20"/>
+      </w:rPr>
+    </w:lvl>
+    <w:lvl w:ilvl="5" w:tentative="1">
+      <w:start w:val="1"/>
+      <w:numFmt w:val="bullet"/>
+      <w:lvlText w:val=""/>
+      <w:lvlJc w:val="left"/>
+      <w:pPr>
+        <w:tabs>
+          <w:tab w:val="num" w:pos="4320"/>
+        </w:tabs>
+        <w:ind w:left="4320" w:hanging="360"/>
+      </w:pPr>
+      <w:rPr>
+        <w:rFonts w:ascii="Wingdings" w:hAnsi="Wingdings" w:hint="default"/>
+        <w:sz w:val="20"/>
+      </w:rPr>
+    </w:lvl>
+    <w:lvl w:ilvl="6" w:tentative="1">
+      <w:start w:val="1"/>
+      <w:numFmt w:val="bullet"/>
+      <w:lvlText w:val=""/>
+      <w:lvlJc w:val="left"/>
+      <w:pPr>
+        <w:tabs>
+          <w:tab w:val="num" w:pos="5040"/>
+        </w:tabs>
+        <w:ind w:left="5040" w:hanging="360"/>
+      </w:pPr>
+      <w:rPr>
+        <w:rFonts w:ascii="Wingdings" w:hAnsi="Wingdings" w:hint="default"/>
+        <w:sz w:val="20"/>
+      </w:rPr>
+    </w:lvl>
+    <w:lvl w:ilvl="7" w:tentative="1">
+      <w:start w:val="1"/>
+      <w:numFmt w:val="bullet"/>
+      <w:lvlText w:val=""/>
+      <w:lvlJc w:val="left"/>
+      <w:pPr>
+        <w:tabs>
+          <w:tab w:val="num" w:pos="5760"/>
+        </w:tabs>
+        <w:ind w:left="5760" w:hanging="360"/>
+      </w:pPr>
+      <w:rPr>
+        <w:rFonts w:ascii="Wingdings" w:hAnsi="Wingdings" w:hint="default"/>
+        <w:sz w:val="20"/>
+      </w:rPr>
+    </w:lvl>
+    <w:lvl w:ilvl="8" w:tentative="1">
+      <w:start w:val="1"/>
+      <w:numFmt w:val="bullet"/>
+      <w:lvlText w:val=""/>
+      <w:lvlJc w:val="left"/>
+      <w:pPr>
+        <w:tabs>
+          <w:tab w:val="num" w:pos="6480"/>
+        </w:tabs>
+        <w:ind w:left="6480" w:hanging="360"/>
+      </w:pPr>
+      <w:rPr>
+        <w:rFonts w:ascii="Wingdings" w:hAnsi="Wingdings" w:hint="default"/>
+        <w:sz w:val="20"/>
+      </w:rPr>
+    </w:lvl>
+  </w:abstractNum>
+  <w:abstractNum w:abstractNumId="38" w15:restartNumberingAfterBreak="0">
     <w:nsid w:val="3BD63B6F"/>
     <w:multiLevelType w:val="hybridMultilevel"/>
     <w:tmpl w:val="892254C2"/>
@@ -6117,7 +8752,7 @@
       </w:pPr>
     </w:lvl>
   </w:abstractNum>
-  <w:abstractNum w:abstractNumId="36" w15:restartNumberingAfterBreak="0">
+  <w:abstractNum w:abstractNumId="39" w15:restartNumberingAfterBreak="0">
     <w:nsid w:val="3E3A6625"/>
     <w:multiLevelType w:val="multilevel"/>
     <w:tmpl w:val="B0BC8F86"/>
@@ -6266,7 +8901,7 @@
       </w:rPr>
     </w:lvl>
   </w:abstractNum>
-  <w:abstractNum w:abstractNumId="37" w15:restartNumberingAfterBreak="0">
+  <w:abstractNum w:abstractNumId="40" w15:restartNumberingAfterBreak="0">
     <w:nsid w:val="3EA636B0"/>
     <w:multiLevelType w:val="multilevel"/>
     <w:tmpl w:val="5B74D0B8"/>
@@ -6415,7 +9050,7 @@
       </w:rPr>
     </w:lvl>
   </w:abstractNum>
-  <w:abstractNum w:abstractNumId="38" w15:restartNumberingAfterBreak="0">
+  <w:abstractNum w:abstractNumId="41" w15:restartNumberingAfterBreak="0">
     <w:nsid w:val="407B7D11"/>
     <w:multiLevelType w:val="multilevel"/>
     <w:tmpl w:val="8EF83546"/>
@@ -6528,7 +9163,156 @@
       </w:rPr>
     </w:lvl>
   </w:abstractNum>
-  <w:abstractNum w:abstractNumId="39" w15:restartNumberingAfterBreak="0">
+  <w:abstractNum w:abstractNumId="42" w15:restartNumberingAfterBreak="0">
+    <w:nsid w:val="43B4054E"/>
+    <w:multiLevelType w:val="multilevel"/>
+    <w:tmpl w:val="73F021B2"/>
+    <w:lvl w:ilvl="0">
+      <w:start w:val="1"/>
+      <w:numFmt w:val="bullet"/>
+      <w:lvlText w:val=""/>
+      <w:lvlJc w:val="left"/>
+      <w:pPr>
+        <w:tabs>
+          <w:tab w:val="num" w:pos="720"/>
+        </w:tabs>
+        <w:ind w:left="720" w:hanging="360"/>
+      </w:pPr>
+      <w:rPr>
+        <w:rFonts w:ascii="Symbol" w:hAnsi="Symbol" w:hint="default"/>
+        <w:sz w:val="20"/>
+      </w:rPr>
+    </w:lvl>
+    <w:lvl w:ilvl="1">
+      <w:start w:val="1"/>
+      <w:numFmt w:val="bullet"/>
+      <w:lvlText w:val="o"/>
+      <w:lvlJc w:val="left"/>
+      <w:pPr>
+        <w:tabs>
+          <w:tab w:val="num" w:pos="1440"/>
+        </w:tabs>
+        <w:ind w:left="1440" w:hanging="360"/>
+      </w:pPr>
+      <w:rPr>
+        <w:rFonts w:ascii="Courier New" w:hAnsi="Courier New" w:hint="default"/>
+        <w:sz w:val="20"/>
+      </w:rPr>
+    </w:lvl>
+    <w:lvl w:ilvl="2" w:tentative="1">
+      <w:start w:val="1"/>
+      <w:numFmt w:val="bullet"/>
+      <w:lvlText w:val=""/>
+      <w:lvlJc w:val="left"/>
+      <w:pPr>
+        <w:tabs>
+          <w:tab w:val="num" w:pos="2160"/>
+        </w:tabs>
+        <w:ind w:left="2160" w:hanging="360"/>
+      </w:pPr>
+      <w:rPr>
+        <w:rFonts w:ascii="Wingdings" w:hAnsi="Wingdings" w:hint="default"/>
+        <w:sz w:val="20"/>
+      </w:rPr>
+    </w:lvl>
+    <w:lvl w:ilvl="3" w:tentative="1">
+      <w:start w:val="1"/>
+      <w:numFmt w:val="bullet"/>
+      <w:lvlText w:val=""/>
+      <w:lvlJc w:val="left"/>
+      <w:pPr>
+        <w:tabs>
+          <w:tab w:val="num" w:pos="2880"/>
+        </w:tabs>
+        <w:ind w:left="2880" w:hanging="360"/>
+      </w:pPr>
+      <w:rPr>
+        <w:rFonts w:ascii="Wingdings" w:hAnsi="Wingdings" w:hint="default"/>
+        <w:sz w:val="20"/>
+      </w:rPr>
+    </w:lvl>
+    <w:lvl w:ilvl="4" w:tentative="1">
+      <w:start w:val="1"/>
+      <w:numFmt w:val="bullet"/>
+      <w:lvlText w:val=""/>
+      <w:lvlJc w:val="left"/>
+      <w:pPr>
+        <w:tabs>
+          <w:tab w:val="num" w:pos="3600"/>
+        </w:tabs>
+        <w:ind w:left="3600" w:hanging="360"/>
+      </w:pPr>
+      <w:rPr>
+        <w:rFonts w:ascii="Wingdings" w:hAnsi="Wingdings" w:hint="default"/>
+        <w:sz w:val="20"/>
+      </w:rPr>
+    </w:lvl>
+    <w:lvl w:ilvl="5" w:tentative="1">
+      <w:start w:val="1"/>
+      <w:numFmt w:val="bullet"/>
+      <w:lvlText w:val=""/>
+      <w:lvlJc w:val="left"/>
+      <w:pPr>
+        <w:tabs>
+          <w:tab w:val="num" w:pos="4320"/>
+        </w:tabs>
+        <w:ind w:left="4320" w:hanging="360"/>
+      </w:pPr>
+      <w:rPr>
+        <w:rFonts w:ascii="Wingdings" w:hAnsi="Wingdings" w:hint="default"/>
+        <w:sz w:val="20"/>
+      </w:rPr>
+    </w:lvl>
+    <w:lvl w:ilvl="6" w:tentative="1">
+      <w:start w:val="1"/>
+      <w:numFmt w:val="bullet"/>
+      <w:lvlText w:val=""/>
+      <w:lvlJc w:val="left"/>
+      <w:pPr>
+        <w:tabs>
+          <w:tab w:val="num" w:pos="5040"/>
+        </w:tabs>
+        <w:ind w:left="5040" w:hanging="360"/>
+      </w:pPr>
+      <w:rPr>
+        <w:rFonts w:ascii="Wingdings" w:hAnsi="Wingdings" w:hint="default"/>
+        <w:sz w:val="20"/>
+      </w:rPr>
+    </w:lvl>
+    <w:lvl w:ilvl="7" w:tentative="1">
+      <w:start w:val="1"/>
+      <w:numFmt w:val="bullet"/>
+      <w:lvlText w:val=""/>
+      <w:lvlJc w:val="left"/>
+      <w:pPr>
+        <w:tabs>
+          <w:tab w:val="num" w:pos="5760"/>
+        </w:tabs>
+        <w:ind w:left="5760" w:hanging="360"/>
+      </w:pPr>
+      <w:rPr>
+        <w:rFonts w:ascii="Wingdings" w:hAnsi="Wingdings" w:hint="default"/>
+        <w:sz w:val="20"/>
+      </w:rPr>
+    </w:lvl>
+    <w:lvl w:ilvl="8" w:tentative="1">
+      <w:start w:val="1"/>
+      <w:numFmt w:val="bullet"/>
+      <w:lvlText w:val=""/>
+      <w:lvlJc w:val="left"/>
+      <w:pPr>
+        <w:tabs>
+          <w:tab w:val="num" w:pos="6480"/>
+        </w:tabs>
+        <w:ind w:left="6480" w:hanging="360"/>
+      </w:pPr>
+      <w:rPr>
+        <w:rFonts w:ascii="Wingdings" w:hAnsi="Wingdings" w:hint="default"/>
+        <w:sz w:val="20"/>
+      </w:rPr>
+    </w:lvl>
+  </w:abstractNum>
+  <w:abstractNum w:abstractNumId="43" w15:restartNumberingAfterBreak="0">
     <w:nsid w:val="440E06F7"/>
     <w:multiLevelType w:val="multilevel"/>
     <w:tmpl w:val="C7A6D616"/>
@@ -6641,7 +9425,7 @@
       </w:rPr>
     </w:lvl>
   </w:abstractNum>
-  <w:abstractNum w:abstractNumId="40" w15:restartNumberingAfterBreak="0">
+  <w:abstractNum w:abstractNumId="44" w15:restartNumberingAfterBreak="0">
     <w:nsid w:val="44F52C2F"/>
     <w:multiLevelType w:val="multilevel"/>
     <w:tmpl w:val="9ADA1E0C"/>
@@ -6790,7 +9574,7 @@
       </w:rPr>
     </w:lvl>
   </w:abstractNum>
-  <w:abstractNum w:abstractNumId="41" w15:restartNumberingAfterBreak="0">
+  <w:abstractNum w:abstractNumId="45" w15:restartNumberingAfterBreak="0">
     <w:nsid w:val="4A38175C"/>
     <w:multiLevelType w:val="multilevel"/>
     <w:tmpl w:val="22A46AC4"/>
@@ -6903,7 +9687,7 @@
       </w:rPr>
     </w:lvl>
   </w:abstractNum>
-  <w:abstractNum w:abstractNumId="42" w15:restartNumberingAfterBreak="0">
+  <w:abstractNum w:abstractNumId="46" w15:restartNumberingAfterBreak="0">
     <w:nsid w:val="4B08338D"/>
     <w:multiLevelType w:val="multilevel"/>
     <w:tmpl w:val="C32851E0"/>
@@ -7016,7 +9800,7 @@
       </w:rPr>
     </w:lvl>
   </w:abstractNum>
-  <w:abstractNum w:abstractNumId="43" w15:restartNumberingAfterBreak="0">
+  <w:abstractNum w:abstractNumId="47" w15:restartNumberingAfterBreak="0">
     <w:nsid w:val="4D5168C1"/>
     <w:multiLevelType w:val="hybridMultilevel"/>
     <w:tmpl w:val="1CC05BB0"/>
@@ -7105,7 +9889,7 @@
       </w:pPr>
     </w:lvl>
   </w:abstractNum>
-  <w:abstractNum w:abstractNumId="44" w15:restartNumberingAfterBreak="0">
+  <w:abstractNum w:abstractNumId="48" w15:restartNumberingAfterBreak="0">
     <w:nsid w:val="4EC051B9"/>
     <w:multiLevelType w:val="multilevel"/>
     <w:tmpl w:val="FD7AFA18"/>
@@ -7218,7 +10002,7 @@
       </w:rPr>
     </w:lvl>
   </w:abstractNum>
-  <w:abstractNum w:abstractNumId="45" w15:restartNumberingAfterBreak="0">
+  <w:abstractNum w:abstractNumId="49" w15:restartNumberingAfterBreak="0">
     <w:nsid w:val="4F874405"/>
     <w:multiLevelType w:val="multilevel"/>
     <w:tmpl w:val="480C65A8"/>
@@ -7331,7 +10115,124 @@
       </w:rPr>
     </w:lvl>
   </w:abstractNum>
-  <w:abstractNum w:abstractNumId="46" w15:restartNumberingAfterBreak="0">
+  <w:abstractNum w:abstractNumId="50" w15:restartNumberingAfterBreak="0">
+    <w:nsid w:val="50C3170C"/>
+    <w:multiLevelType w:val="multilevel"/>
+    <w:tmpl w:val="D0B4317E"/>
+    <w:lvl w:ilvl="0">
+      <w:start w:val="1"/>
+      <w:numFmt w:val="decimal"/>
+      <w:lvlText w:val="%1."/>
+      <w:lvlJc w:val="left"/>
+      <w:pPr>
+        <w:tabs>
+          <w:tab w:val="num" w:pos="720"/>
+        </w:tabs>
+        <w:ind w:left="720" w:hanging="360"/>
+      </w:pPr>
+    </w:lvl>
+    <w:lvl w:ilvl="1">
+      <w:start w:val="1"/>
+      <w:numFmt w:val="bullet"/>
+      <w:lvlText w:val="o"/>
+      <w:lvlJc w:val="left"/>
+      <w:pPr>
+        <w:tabs>
+          <w:tab w:val="num" w:pos="1440"/>
+        </w:tabs>
+        <w:ind w:left="1440" w:hanging="360"/>
+      </w:pPr>
+      <w:rPr>
+        <w:rFonts w:ascii="Courier New" w:hAnsi="Courier New" w:hint="default"/>
+        <w:sz w:val="20"/>
+      </w:rPr>
+    </w:lvl>
+    <w:lvl w:ilvl="2" w:tentative="1">
+      <w:start w:val="1"/>
+      <w:numFmt w:val="decimal"/>
+      <w:lvlText w:val="%3."/>
+      <w:lvlJc w:val="left"/>
+      <w:pPr>
+        <w:tabs>
+          <w:tab w:val="num" w:pos="2160"/>
+        </w:tabs>
+        <w:ind w:left="2160" w:hanging="360"/>
+      </w:pPr>
+    </w:lvl>
+    <w:lvl w:ilvl="3" w:tentative="1">
+      <w:start w:val="1"/>
+      <w:numFmt w:val="decimal"/>
+      <w:lvlText w:val="%4."/>
+      <w:lvlJc w:val="left"/>
+      <w:pPr>
+        <w:tabs>
+          <w:tab w:val="num" w:pos="2880"/>
+        </w:tabs>
+        <w:ind w:left="2880" w:hanging="360"/>
+      </w:pPr>
+    </w:lvl>
+    <w:lvl w:ilvl="4" w:tentative="1">
+      <w:start w:val="1"/>
+      <w:numFmt w:val="decimal"/>
+      <w:lvlText w:val="%5."/>
+      <w:lvlJc w:val="left"/>
+      <w:pPr>
+        <w:tabs>
+          <w:tab w:val="num" w:pos="3600"/>
+        </w:tabs>
+        <w:ind w:left="3600" w:hanging="360"/>
+      </w:pPr>
+    </w:lvl>
+    <w:lvl w:ilvl="5" w:tentative="1">
+      <w:start w:val="1"/>
+      <w:numFmt w:val="decimal"/>
+      <w:lvlText w:val="%6."/>
+      <w:lvlJc w:val="left"/>
+      <w:pPr>
+        <w:tabs>
+          <w:tab w:val="num" w:pos="4320"/>
+        </w:tabs>
+        <w:ind w:left="4320" w:hanging="360"/>
+      </w:pPr>
+    </w:lvl>
+    <w:lvl w:ilvl="6" w:tentative="1">
+      <w:start w:val="1"/>
+      <w:numFmt w:val="decimal"/>
+      <w:lvlText w:val="%7."/>
+      <w:lvlJc w:val="left"/>
+      <w:pPr>
+        <w:tabs>
+          <w:tab w:val="num" w:pos="5040"/>
+        </w:tabs>
+        <w:ind w:left="5040" w:hanging="360"/>
+      </w:pPr>
+    </w:lvl>
+    <w:lvl w:ilvl="7" w:tentative="1">
+      <w:start w:val="1"/>
+      <w:numFmt w:val="decimal"/>
+      <w:lvlText w:val="%8."/>
+      <w:lvlJc w:val="left"/>
+      <w:pPr>
+        <w:tabs>
+          <w:tab w:val="num" w:pos="5760"/>
+        </w:tabs>
+        <w:ind w:left="5760" w:hanging="360"/>
+      </w:pPr>
+    </w:lvl>
+    <w:lvl w:ilvl="8" w:tentative="1">
+      <w:start w:val="1"/>
+      <w:numFmt w:val="decimal"/>
+      <w:lvlText w:val="%9."/>
+      <w:lvlJc w:val="left"/>
+      <w:pPr>
+        <w:tabs>
+          <w:tab w:val="num" w:pos="6480"/>
+        </w:tabs>
+        <w:ind w:left="6480" w:hanging="360"/>
+      </w:pPr>
+    </w:lvl>
+  </w:abstractNum>
+  <w:abstractNum w:abstractNumId="51" w15:restartNumberingAfterBreak="0">
     <w:nsid w:val="51FA2F2B"/>
     <w:multiLevelType w:val="multilevel"/>
     <w:tmpl w:val="605AB292"/>
@@ -7444,7 +10345,7 @@
       </w:rPr>
     </w:lvl>
   </w:abstractNum>
-  <w:abstractNum w:abstractNumId="47" w15:restartNumberingAfterBreak="0">
+  <w:abstractNum w:abstractNumId="52" w15:restartNumberingAfterBreak="0">
     <w:nsid w:val="553C2741"/>
     <w:multiLevelType w:val="multilevel"/>
     <w:tmpl w:val="313646EA"/>
@@ -7557,7 +10458,7 @@
       </w:rPr>
     </w:lvl>
   </w:abstractNum>
-  <w:abstractNum w:abstractNumId="48" w15:restartNumberingAfterBreak="0">
+  <w:abstractNum w:abstractNumId="53" w15:restartNumberingAfterBreak="0">
     <w:nsid w:val="58753EDC"/>
     <w:multiLevelType w:val="multilevel"/>
     <w:tmpl w:val="764A8390"/>
@@ -7706,7 +10607,156 @@
       </w:rPr>
     </w:lvl>
   </w:abstractNum>
-  <w:abstractNum w:abstractNumId="49" w15:restartNumberingAfterBreak="0">
+  <w:abstractNum w:abstractNumId="54" w15:restartNumberingAfterBreak="0">
+    <w:nsid w:val="5B27307E"/>
+    <w:multiLevelType w:val="multilevel"/>
+    <w:tmpl w:val="0D4C60F0"/>
+    <w:lvl w:ilvl="0">
+      <w:start w:val="1"/>
+      <w:numFmt w:val="bullet"/>
+      <w:lvlText w:val=""/>
+      <w:lvlJc w:val="left"/>
+      <w:pPr>
+        <w:tabs>
+          <w:tab w:val="num" w:pos="720"/>
+        </w:tabs>
+        <w:ind w:left="720" w:hanging="360"/>
+      </w:pPr>
+      <w:rPr>
+        <w:rFonts w:ascii="Symbol" w:hAnsi="Symbol" w:hint="default"/>
+        <w:sz w:val="20"/>
+      </w:rPr>
+    </w:lvl>
+    <w:lvl w:ilvl="1" w:tentative="1">
+      <w:start w:val="1"/>
+      <w:numFmt w:val="bullet"/>
+      <w:lvlText w:val="o"/>
+      <w:lvlJc w:val="left"/>
+      <w:pPr>
+        <w:tabs>
+          <w:tab w:val="num" w:pos="1440"/>
+        </w:tabs>
+        <w:ind w:left="1440" w:hanging="360"/>
+      </w:pPr>
+      <w:rPr>
+        <w:rFonts w:ascii="Courier New" w:hAnsi="Courier New" w:hint="default"/>
+        <w:sz w:val="20"/>
+      </w:rPr>
+    </w:lvl>
+    <w:lvl w:ilvl="2" w:tentative="1">
+      <w:start w:val="1"/>
+      <w:numFmt w:val="bullet"/>
+      <w:lvlText w:val=""/>
+      <w:lvlJc w:val="left"/>
+      <w:pPr>
+        <w:tabs>
+          <w:tab w:val="num" w:pos="2160"/>
+        </w:tabs>
+        <w:ind w:left="2160" w:hanging="360"/>
+      </w:pPr>
+      <w:rPr>
+        <w:rFonts w:ascii="Wingdings" w:hAnsi="Wingdings" w:hint="default"/>
+        <w:sz w:val="20"/>
+      </w:rPr>
+    </w:lvl>
+    <w:lvl w:ilvl="3" w:tentative="1">
+      <w:start w:val="1"/>
+      <w:numFmt w:val="bullet"/>
+      <w:lvlText w:val=""/>
+      <w:lvlJc w:val="left"/>
+      <w:pPr>
+        <w:tabs>
+          <w:tab w:val="num" w:pos="2880"/>
+        </w:tabs>
+        <w:ind w:left="2880" w:hanging="360"/>
+      </w:pPr>
+      <w:rPr>
+        <w:rFonts w:ascii="Wingdings" w:hAnsi="Wingdings" w:hint="default"/>
+        <w:sz w:val="20"/>
+      </w:rPr>
+    </w:lvl>
+    <w:lvl w:ilvl="4" w:tentative="1">
+      <w:start w:val="1"/>
+      <w:numFmt w:val="bullet"/>
+      <w:lvlText w:val=""/>
+      <w:lvlJc w:val="left"/>
+      <w:pPr>
+        <w:tabs>
+          <w:tab w:val="num" w:pos="3600"/>
+        </w:tabs>
+        <w:ind w:left="3600" w:hanging="360"/>
+      </w:pPr>
+      <w:rPr>
+        <w:rFonts w:ascii="Wingdings" w:hAnsi="Wingdings" w:hint="default"/>
+        <w:sz w:val="20"/>
+      </w:rPr>
+    </w:lvl>
+    <w:lvl w:ilvl="5" w:tentative="1">
+      <w:start w:val="1"/>
+      <w:numFmt w:val="bullet"/>
+      <w:lvlText w:val=""/>
+      <w:lvlJc w:val="left"/>
+      <w:pPr>
+        <w:tabs>
+          <w:tab w:val="num" w:pos="4320"/>
+        </w:tabs>
+        <w:ind w:left="4320" w:hanging="360"/>
+      </w:pPr>
+      <w:rPr>
+        <w:rFonts w:ascii="Wingdings" w:hAnsi="Wingdings" w:hint="default"/>
+        <w:sz w:val="20"/>
+      </w:rPr>
+    </w:lvl>
+    <w:lvl w:ilvl="6" w:tentative="1">
+      <w:start w:val="1"/>
+      <w:numFmt w:val="bullet"/>
+      <w:lvlText w:val=""/>
+      <w:lvlJc w:val="left"/>
+      <w:pPr>
+        <w:tabs>
+          <w:tab w:val="num" w:pos="5040"/>
+        </w:tabs>
+        <w:ind w:left="5040" w:hanging="360"/>
+      </w:pPr>
+      <w:rPr>
+        <w:rFonts w:ascii="Wingdings" w:hAnsi="Wingdings" w:hint="default"/>
+        <w:sz w:val="20"/>
+      </w:rPr>
+    </w:lvl>
+    <w:lvl w:ilvl="7" w:tentative="1">
+      <w:start w:val="1"/>
+      <w:numFmt w:val="bullet"/>
+      <w:lvlText w:val=""/>
+      <w:lvlJc w:val="left"/>
+      <w:pPr>
+        <w:tabs>
+          <w:tab w:val="num" w:pos="5760"/>
+        </w:tabs>
+        <w:ind w:left="5760" w:hanging="360"/>
+      </w:pPr>
+      <w:rPr>
+        <w:rFonts w:ascii="Wingdings" w:hAnsi="Wingdings" w:hint="default"/>
+        <w:sz w:val="20"/>
+      </w:rPr>
+    </w:lvl>
+    <w:lvl w:ilvl="8" w:tentative="1">
+      <w:start w:val="1"/>
+      <w:numFmt w:val="bullet"/>
+      <w:lvlText w:val=""/>
+      <w:lvlJc w:val="left"/>
+      <w:pPr>
+        <w:tabs>
+          <w:tab w:val="num" w:pos="6480"/>
+        </w:tabs>
+        <w:ind w:left="6480" w:hanging="360"/>
+      </w:pPr>
+      <w:rPr>
+        <w:rFonts w:ascii="Wingdings" w:hAnsi="Wingdings" w:hint="default"/>
+        <w:sz w:val="20"/>
+      </w:rPr>
+    </w:lvl>
+  </w:abstractNum>
+  <w:abstractNum w:abstractNumId="55" w15:restartNumberingAfterBreak="0">
     <w:nsid w:val="5D555839"/>
     <w:multiLevelType w:val="multilevel"/>
     <w:tmpl w:val="A2CE37DC"/>
@@ -7855,7 +10905,7 @@
       </w:rPr>
     </w:lvl>
   </w:abstractNum>
-  <w:abstractNum w:abstractNumId="50" w15:restartNumberingAfterBreak="0">
+  <w:abstractNum w:abstractNumId="56" w15:restartNumberingAfterBreak="0">
     <w:nsid w:val="5EF241E9"/>
     <w:multiLevelType w:val="multilevel"/>
     <w:tmpl w:val="A9966C46"/>
@@ -7968,7 +11018,7 @@
       </w:rPr>
     </w:lvl>
   </w:abstractNum>
-  <w:abstractNum w:abstractNumId="51" w15:restartNumberingAfterBreak="0">
+  <w:abstractNum w:abstractNumId="57" w15:restartNumberingAfterBreak="0">
     <w:nsid w:val="6151371B"/>
     <w:multiLevelType w:val="hybridMultilevel"/>
     <w:tmpl w:val="DD3C0B62"/>
@@ -8057,7 +11107,7 @@
       </w:pPr>
     </w:lvl>
   </w:abstractNum>
-  <w:abstractNum w:abstractNumId="52" w15:restartNumberingAfterBreak="0">
+  <w:abstractNum w:abstractNumId="58" w15:restartNumberingAfterBreak="0">
     <w:nsid w:val="6A44007B"/>
     <w:multiLevelType w:val="multilevel"/>
     <w:tmpl w:val="569AAAC0"/>
@@ -8170,7 +11220,7 @@
       </w:rPr>
     </w:lvl>
   </w:abstractNum>
-  <w:abstractNum w:abstractNumId="53" w15:restartNumberingAfterBreak="0">
+  <w:abstractNum w:abstractNumId="59" w15:restartNumberingAfterBreak="0">
     <w:nsid w:val="6D4667EA"/>
     <w:multiLevelType w:val="multilevel"/>
     <w:tmpl w:val="8286BBFC"/>
@@ -8283,7 +11333,7 @@
       </w:rPr>
     </w:lvl>
   </w:abstractNum>
-  <w:abstractNum w:abstractNumId="54" w15:restartNumberingAfterBreak="0">
+  <w:abstractNum w:abstractNumId="60" w15:restartNumberingAfterBreak="0">
     <w:nsid w:val="6E5502FB"/>
     <w:multiLevelType w:val="hybridMultilevel"/>
     <w:tmpl w:val="307C9430"/>
@@ -8396,7 +11446,7 @@
       </w:rPr>
     </w:lvl>
   </w:abstractNum>
-  <w:abstractNum w:abstractNumId="55" w15:restartNumberingAfterBreak="0">
+  <w:abstractNum w:abstractNumId="61" w15:restartNumberingAfterBreak="0">
     <w:nsid w:val="6F32307C"/>
     <w:multiLevelType w:val="multilevel"/>
     <w:tmpl w:val="8CE2668A"/>
@@ -8545,7 +11595,7 @@
       </w:rPr>
     </w:lvl>
   </w:abstractNum>
-  <w:abstractNum w:abstractNumId="56" w15:restartNumberingAfterBreak="0">
+  <w:abstractNum w:abstractNumId="62" w15:restartNumberingAfterBreak="0">
     <w:nsid w:val="6F780B73"/>
     <w:multiLevelType w:val="multilevel"/>
     <w:tmpl w:val="E9A287FE"/>
@@ -8694,7 +11744,7 @@
       </w:rPr>
     </w:lvl>
   </w:abstractNum>
-  <w:abstractNum w:abstractNumId="57" w15:restartNumberingAfterBreak="0">
+  <w:abstractNum w:abstractNumId="63" w15:restartNumberingAfterBreak="0">
     <w:nsid w:val="70E711C6"/>
     <w:multiLevelType w:val="multilevel"/>
     <w:tmpl w:val="2164484C"/>
@@ -8807,7 +11857,7 @@
       </w:rPr>
     </w:lvl>
   </w:abstractNum>
-  <w:abstractNum w:abstractNumId="58" w15:restartNumberingAfterBreak="0">
+  <w:abstractNum w:abstractNumId="64" w15:restartNumberingAfterBreak="0">
     <w:nsid w:val="754A68BD"/>
     <w:multiLevelType w:val="multilevel"/>
     <w:tmpl w:val="DA5C9BA4"/>
@@ -8956,7 +12006,7 @@
       </w:rPr>
     </w:lvl>
   </w:abstractNum>
-  <w:abstractNum w:abstractNumId="59" w15:restartNumberingAfterBreak="0">
+  <w:abstractNum w:abstractNumId="65" w15:restartNumberingAfterBreak="0">
     <w:nsid w:val="7C5B0B74"/>
     <w:multiLevelType w:val="multilevel"/>
     <w:tmpl w:val="476E9A9E"/>
@@ -9069,7 +12119,7 @@
       </w:rPr>
     </w:lvl>
   </w:abstractNum>
-  <w:abstractNum w:abstractNumId="60" w15:restartNumberingAfterBreak="0">
+  <w:abstractNum w:abstractNumId="66" w15:restartNumberingAfterBreak="0">
     <w:nsid w:val="7EC10415"/>
     <w:multiLevelType w:val="multilevel"/>
     <w:tmpl w:val="97C2610A"/>
@@ -9219,52 +12269,52 @@
     </w:lvl>
   </w:abstractNum>
   <w:num w:numId="1" w16cid:durableId="1161002362">
-    <w:abstractNumId w:val="43"/>
+    <w:abstractNumId w:val="47"/>
   </w:num>
   <w:num w:numId="2" w16cid:durableId="646665901">
-    <w:abstractNumId w:val="35"/>
+    <w:abstractNumId w:val="38"/>
   </w:num>
   <w:num w:numId="3" w16cid:durableId="579220518">
-    <w:abstractNumId w:val="51"/>
+    <w:abstractNumId w:val="57"/>
   </w:num>
   <w:num w:numId="4" w16cid:durableId="103500681">
-    <w:abstractNumId w:val="41"/>
+    <w:abstractNumId w:val="45"/>
   </w:num>
   <w:num w:numId="5" w16cid:durableId="617296083">
-    <w:abstractNumId w:val="28"/>
+    <w:abstractNumId w:val="29"/>
   </w:num>
   <w:num w:numId="6" w16cid:durableId="2052149824">
     <w:abstractNumId w:val="12"/>
   </w:num>
   <w:num w:numId="7" w16cid:durableId="402222522">
-    <w:abstractNumId w:val="52"/>
+    <w:abstractNumId w:val="58"/>
   </w:num>
   <w:num w:numId="8" w16cid:durableId="1647200662">
     <w:abstractNumId w:val="5"/>
   </w:num>
   <w:num w:numId="9" w16cid:durableId="1682121071">
-    <w:abstractNumId w:val="59"/>
+    <w:abstractNumId w:val="65"/>
   </w:num>
   <w:num w:numId="10" w16cid:durableId="246695865">
     <w:abstractNumId w:val="17"/>
   </w:num>
   <w:num w:numId="11" w16cid:durableId="2141993432">
-    <w:abstractNumId w:val="53"/>
+    <w:abstractNumId w:val="59"/>
   </w:num>
   <w:num w:numId="12" w16cid:durableId="641038559">
-    <w:abstractNumId w:val="32"/>
+    <w:abstractNumId w:val="33"/>
   </w:num>
   <w:num w:numId="13" w16cid:durableId="1611089610">
     <w:abstractNumId w:val="13"/>
   </w:num>
   <w:num w:numId="14" w16cid:durableId="1505780277">
-    <w:abstractNumId w:val="33"/>
+    <w:abstractNumId w:val="34"/>
   </w:num>
   <w:num w:numId="15" w16cid:durableId="1285043431">
-    <w:abstractNumId w:val="50"/>
+    <w:abstractNumId w:val="56"/>
   </w:num>
   <w:num w:numId="16" w16cid:durableId="60640942">
-    <w:abstractNumId w:val="38"/>
+    <w:abstractNumId w:val="41"/>
   </w:num>
   <w:num w:numId="17" w16cid:durableId="1933391165">
     <w:abstractNumId w:val="24"/>
@@ -9276,16 +12326,16 @@
     <w:abstractNumId w:val="16"/>
   </w:num>
   <w:num w:numId="20" w16cid:durableId="2080013416">
-    <w:abstractNumId w:val="57"/>
+    <w:abstractNumId w:val="63"/>
   </w:num>
   <w:num w:numId="21" w16cid:durableId="1864705951">
     <w:abstractNumId w:val="22"/>
   </w:num>
   <w:num w:numId="22" w16cid:durableId="1466965471">
-    <w:abstractNumId w:val="44"/>
+    <w:abstractNumId w:val="48"/>
   </w:num>
   <w:num w:numId="23" w16cid:durableId="232741186">
-    <w:abstractNumId w:val="46"/>
+    <w:abstractNumId w:val="51"/>
   </w:num>
   <w:num w:numId="24" w16cid:durableId="1743454208">
     <w:abstractNumId w:val="15"/>
@@ -9297,25 +12347,25 @@
     <w:abstractNumId w:val="27"/>
   </w:num>
   <w:num w:numId="27" w16cid:durableId="1168205411">
-    <w:abstractNumId w:val="42"/>
+    <w:abstractNumId w:val="46"/>
   </w:num>
   <w:num w:numId="28" w16cid:durableId="847213060">
-    <w:abstractNumId w:val="45"/>
+    <w:abstractNumId w:val="49"/>
   </w:num>
   <w:num w:numId="29" w16cid:durableId="461116745">
     <w:abstractNumId w:val="6"/>
   </w:num>
   <w:num w:numId="30" w16cid:durableId="780611823">
-    <w:abstractNumId w:val="30"/>
+    <w:abstractNumId w:val="31"/>
   </w:num>
   <w:num w:numId="31" w16cid:durableId="560598764">
-    <w:abstractNumId w:val="60"/>
+    <w:abstractNumId w:val="66"/>
   </w:num>
   <w:num w:numId="32" w16cid:durableId="1577281594">
-    <w:abstractNumId w:val="34"/>
+    <w:abstractNumId w:val="35"/>
   </w:num>
   <w:num w:numId="33" w16cid:durableId="219678338">
-    <w:abstractNumId w:val="40"/>
+    <w:abstractNumId w:val="44"/>
   </w:num>
   <w:num w:numId="34" w16cid:durableId="1347437688">
     <w:abstractNumId w:val="21"/>
@@ -9324,7 +12374,7 @@
     <w:abstractNumId w:val="14"/>
   </w:num>
   <w:num w:numId="36" w16cid:durableId="60299312">
-    <w:abstractNumId w:val="39"/>
+    <w:abstractNumId w:val="43"/>
   </w:num>
   <w:num w:numId="37" w16cid:durableId="132262369">
     <w:abstractNumId w:val="11"/>
@@ -9345,25 +12395,25 @@
     <w:abstractNumId w:val="20"/>
   </w:num>
   <w:num w:numId="43" w16cid:durableId="1978870285">
-    <w:abstractNumId w:val="47"/>
+    <w:abstractNumId w:val="52"/>
   </w:num>
   <w:num w:numId="44" w16cid:durableId="1362512055">
     <w:abstractNumId w:val="8"/>
   </w:num>
   <w:num w:numId="45" w16cid:durableId="886255239">
-    <w:abstractNumId w:val="36"/>
+    <w:abstractNumId w:val="39"/>
   </w:num>
   <w:num w:numId="46" w16cid:durableId="1694376994">
-    <w:abstractNumId w:val="31"/>
+    <w:abstractNumId w:val="32"/>
   </w:num>
   <w:num w:numId="47" w16cid:durableId="1323896147">
-    <w:abstractNumId w:val="56"/>
+    <w:abstractNumId w:val="62"/>
   </w:num>
   <w:num w:numId="48" w16cid:durableId="1261139311">
     <w:abstractNumId w:val="2"/>
   </w:num>
   <w:num w:numId="49" w16cid:durableId="1263342825">
-    <w:abstractNumId w:val="54"/>
+    <w:abstractNumId w:val="60"/>
   </w:num>
   <w:num w:numId="50" w16cid:durableId="1554776844">
     <w:abstractNumId w:val="7"/>
@@ -9372,13 +12422,13 @@
     <w:abstractNumId w:val="23"/>
   </w:num>
   <w:num w:numId="52" w16cid:durableId="1694380342">
-    <w:abstractNumId w:val="48"/>
+    <w:abstractNumId w:val="53"/>
   </w:num>
   <w:num w:numId="53" w16cid:durableId="191574157">
     <w:abstractNumId w:val="9"/>
   </w:num>
   <w:num w:numId="54" w16cid:durableId="883635767">
-    <w:abstractNumId w:val="49"/>
+    <w:abstractNumId w:val="55"/>
   </w:num>
   <w:num w:numId="55" w16cid:durableId="1411538133">
     <w:abstractNumId w:val="19"/>
@@ -9387,19 +12437,37 @@
     <w:abstractNumId w:val="18"/>
   </w:num>
   <w:num w:numId="57" w16cid:durableId="1628125700">
-    <w:abstractNumId w:val="37"/>
+    <w:abstractNumId w:val="40"/>
   </w:num>
   <w:num w:numId="58" w16cid:durableId="909851892">
-    <w:abstractNumId w:val="58"/>
+    <w:abstractNumId w:val="64"/>
   </w:num>
   <w:num w:numId="59" w16cid:durableId="1244073320">
     <w:abstractNumId w:val="4"/>
   </w:num>
   <w:num w:numId="60" w16cid:durableId="258295593">
-    <w:abstractNumId w:val="55"/>
+    <w:abstractNumId w:val="61"/>
   </w:num>
   <w:num w:numId="61" w16cid:durableId="749816320">
-    <w:abstractNumId w:val="29"/>
+    <w:abstractNumId w:val="30"/>
+  </w:num>
+  <w:num w:numId="62" w16cid:durableId="586233387">
+    <w:abstractNumId w:val="54"/>
+  </w:num>
+  <w:num w:numId="63" w16cid:durableId="295182829">
+    <w:abstractNumId w:val="42"/>
+  </w:num>
+  <w:num w:numId="64" w16cid:durableId="1185365212">
+    <w:abstractNumId w:val="28"/>
+  </w:num>
+  <w:num w:numId="65" w16cid:durableId="582834368">
+    <w:abstractNumId w:val="36"/>
+  </w:num>
+  <w:num w:numId="66" w16cid:durableId="2037777209">
+    <w:abstractNumId w:val="37"/>
+  </w:num>
+  <w:num w:numId="67" w16cid:durableId="2132819006">
+    <w:abstractNumId w:val="50"/>
   </w:num>
 </w:numbering>
 </file>

--- a/OpinionReview/reports/opinion_4.3_프로젝트_보고서_ejm.docx
+++ b/OpinionReview/reports/opinion_4.3_프로젝트_보고서_ejm.docx
@@ -98,11 +98,7 @@
     </w:p>
     <w:p>
       <w:r>
-        <w:t xml:space="preserve">LDA는 통계 기반의 비지도 학습 토픽 모델링 알고리즘으로, 문서 집합에서 </w:t>
-      </w:r>
-      <w:proofErr w:type="gramStart"/>
-      <w:r>
-        <w:t>잠재적인</w:t>
+        <w:t>LDA는 통계 기반의 비지도 학습 토픽 모델링 알고리즘으로, 문서 집합에서 잠재적인</w:t>
       </w:r>
       <w:r>
         <w:rPr>
@@ -112,53 +108,7 @@
         <w:t xml:space="preserve"> </w:t>
       </w:r>
       <w:r>
-        <w:t xml:space="preserve"> 토픽을</w:t>
-      </w:r>
-      <w:proofErr w:type="gramEnd"/>
-      <w:r>
-        <w:t xml:space="preserve"> 자동으로 발견합니다. 각 문서는 여러 토픽의 혼합으로, 각 토픽은 여러 단어의 확률 분포로 표현됩니다.</w:t>
-      </w:r>
-    </w:p>
-    <w:p>
-      <w:pPr>
-        <w:rPr>
-          <w:rFonts w:asciiTheme="majorHAnsi" w:eastAsiaTheme="majorEastAsia" w:hAnsiTheme="majorHAnsi"/>
-          <w:b/>
-          <w:szCs w:val="30"/>
-        </w:rPr>
-      </w:pPr>
-      <w:r>
-        <w:rPr>
-          <w:rFonts w:eastAsiaTheme="minorHAnsi" w:cstheme="majorBidi"/>
-          <w:b/>
-          <w:bCs/>
-          <w:sz w:val="24"/>
-          <w:szCs w:val="24"/>
-        </w:rPr>
-        <w:t>핵심 가정</w:t>
-      </w:r>
-      <w:r>
-        <w:rPr>
-          <w:rFonts w:eastAsiaTheme="minorHAnsi" w:cstheme="majorBidi"/>
-          <w:sz w:val="24"/>
-          <w:szCs w:val="24"/>
-        </w:rPr>
-        <w:t>:</w:t>
-      </w:r>
-    </w:p>
-    <w:p>
-      <w:r>
-        <w:t>각 문서는 여러 토픽의 혼합(mixture)으로 구성</w:t>
-      </w:r>
-    </w:p>
-    <w:p>
-      <w:r>
-        <w:t>각 토픽은 특정 단어들의 확률 분포</w:t>
-      </w:r>
-    </w:p>
-    <w:p>
-      <w:r>
-        <w:t>문서 생성 과정을 확률적으로 모델링</w:t>
+        <w:t>토픽을 자동으로 발견합니다. 각 문서는 여러 토픽의 혼합으로, 각 토픽은 여러 단어의 확률 분포로 표현됩니다.</w:t>
       </w:r>
     </w:p>
     <w:p>
@@ -492,7 +442,6 @@
         <w:rPr>
           <w:rFonts w:hint="eastAsia"/>
         </w:rPr>
-        <w:lastRenderedPageBreak/>
         <w:t>4.3.1.</w:t>
       </w:r>
       <w:r>
@@ -536,6 +485,7 @@
           </w:tcPr>
           <w:p>
             <w:r>
+              <w:lastRenderedPageBreak/>
               <w:t xml:space="preserve">vectorizer = </w:t>
             </w:r>
             <w:proofErr w:type="spellStart"/>
@@ -1034,25 +984,25 @@
         <w:ind w:firstLineChars="100" w:firstLine="210"/>
       </w:pPr>
       <w:r>
+        <w:t>모델이 새로운 문서를 얼마나 잘 예측하는지 측정</w:t>
+      </w:r>
+    </w:p>
+    <w:p>
+      <w:pPr>
+        <w:ind w:firstLineChars="100" w:firstLine="210"/>
+      </w:pPr>
+      <w:r>
+        <w:t>약 700의 값은 중간 수준의 성능을 나타냄</w:t>
+      </w:r>
+    </w:p>
+    <w:p>
+      <w:r>
+        <w:t>토픽 분석 결과</w:t>
+      </w:r>
+    </w:p>
+    <w:p>
+      <w:r>
         <w:lastRenderedPageBreak/>
-        <w:t>모델이 새로운 문서를 얼마나 잘 예측하는지 측정</w:t>
-      </w:r>
-    </w:p>
-    <w:p>
-      <w:pPr>
-        <w:ind w:firstLineChars="100" w:firstLine="210"/>
-      </w:pPr>
-      <w:r>
-        <w:t>약 700의 값은 중간 수준의 성능을 나타냄</w:t>
-      </w:r>
-    </w:p>
-    <w:p>
-      <w:r>
-        <w:t>토픽 분석 결과</w:t>
-      </w:r>
-    </w:p>
-    <w:p>
-      <w:r>
         <w:t>4.1 추출된 6개 토픽과 주요 키워드</w:t>
       </w:r>
     </w:p>
@@ -1606,22 +1556,22 @@
     </w:p>
     <w:p>
       <w:r>
+        <w:t>문서 5: [0.6162, 0.0001, 0.0053, 0.0001, 0.3783, 0.0001]</w:t>
+      </w:r>
+    </w:p>
+    <w:p>
+      <w:r>
+        <w:t xml:space="preserve">        → 토픽 1(61.62%)과 토픽 5(37.83%)의 혼합</w:t>
+      </w:r>
+    </w:p>
+    <w:p>
+      <w:r>
+        <w:t>5.2 분포 패턴 분석</w:t>
+      </w:r>
+    </w:p>
+    <w:p>
+      <w:r>
         <w:lastRenderedPageBreak/>
-        <w:t>문서 5: [0.6162, 0.0001, 0.0053, 0.0001, 0.3783, 0.0001]</w:t>
-      </w:r>
-    </w:p>
-    <w:p>
-      <w:r>
-        <w:t xml:space="preserve">        → 토픽 1(61.62%)과 토픽 5(37.83%)의 혼합</w:t>
-      </w:r>
-    </w:p>
-    <w:p>
-      <w:r>
-        <w:t>5.2 분포 패턴 분석</w:t>
-      </w:r>
-    </w:p>
-    <w:p>
-      <w:r>
         <w:t>단일 토픽 지배형: 대부분 문서가 하나의 토픽에 90% 이상 집중</w:t>
       </w:r>
     </w:p>
@@ -2132,35 +2082,35 @@
     </w:p>
     <w:p>
       <w:r>
+        <w:t>)</w:t>
+      </w:r>
+    </w:p>
+    <w:p>
+      <w:proofErr w:type="spellStart"/>
+      <w:r>
+        <w:t>tfidf_matrix</w:t>
+      </w:r>
+      <w:proofErr w:type="spellEnd"/>
+      <w:r>
+        <w:t xml:space="preserve"> = </w:t>
+      </w:r>
+      <w:proofErr w:type="spellStart"/>
+      <w:r>
+        <w:t>tfidf_vectorizer.fit_transform</w:t>
+      </w:r>
+      <w:proofErr w:type="spellEnd"/>
+      <w:r>
+        <w:t>(documents)</w:t>
+      </w:r>
+    </w:p>
+    <w:p>
+      <w:r>
+        <w:t>TF-IDF 사용 이유:</w:t>
+      </w:r>
+    </w:p>
+    <w:p>
+      <w:r>
         <w:lastRenderedPageBreak/>
-        <w:t>)</w:t>
-      </w:r>
-    </w:p>
-    <w:p>
-      <w:proofErr w:type="spellStart"/>
-      <w:r>
-        <w:t>tfidf_matrix</w:t>
-      </w:r>
-      <w:proofErr w:type="spellEnd"/>
-      <w:r>
-        <w:t xml:space="preserve"> = </w:t>
-      </w:r>
-      <w:proofErr w:type="spellStart"/>
-      <w:r>
-        <w:t>tfidf_vectorizer.fit_transform</w:t>
-      </w:r>
-      <w:proofErr w:type="spellEnd"/>
-      <w:r>
-        <w:t>(documents)</w:t>
-      </w:r>
-    </w:p>
-    <w:p>
-      <w:r>
-        <w:t>TF-IDF 사용 이유:</w:t>
-      </w:r>
-    </w:p>
-    <w:p>
-      <w:r>
         <w:t>NMF는 단순 빈도보다 가중치가 적용된 TF-IDF에서 더 나은 성능</w:t>
       </w:r>
     </w:p>
@@ -2380,22 +2330,22 @@
     </w:p>
     <w:p>
       <w:r>
+        <w:t>값이 낮을수록 원본을 잘 복원</w:t>
+      </w:r>
+    </w:p>
+    <w:p>
+      <w:r>
+        <w:t>5.85는 중간 수준의 복원 품질</w:t>
+      </w:r>
+    </w:p>
+    <w:p>
+      <w:r>
+        <w:t>3. 토픽 분석 결과</w:t>
+      </w:r>
+    </w:p>
+    <w:p>
+      <w:r>
         <w:lastRenderedPageBreak/>
-        <w:t>값이 낮을수록 원본을 잘 복원</w:t>
-      </w:r>
-    </w:p>
-    <w:p>
-      <w:r>
-        <w:t>5.85는 중간 수준의 복원 품질</w:t>
-      </w:r>
-    </w:p>
-    <w:p>
-      <w:r>
-        <w:t>3. 토픽 분석 결과</w:t>
-      </w:r>
-    </w:p>
-    <w:p>
-      <w:r>
         <w:t>3.1 추출된 5개 토픽과 주요 키워드</w:t>
       </w:r>
     </w:p>
@@ -3060,22 +3010,22 @@
     </w:p>
     <w:p>
       <w:r>
+        <w:t xml:space="preserve">토픽 통합: </w:t>
+      </w:r>
+    </w:p>
+    <w:p>
+      <w:r>
+        <w:t>NMF: 관련 개념을 더 효과적으로 통합 (UI와 성능을 토픽 2에)</w:t>
+      </w:r>
+    </w:p>
+    <w:p>
+      <w:r>
+        <w:t>LDA: 세분화된 접근 (6개 토픽)</w:t>
+      </w:r>
+    </w:p>
+    <w:p>
+      <w:r>
         <w:lastRenderedPageBreak/>
-        <w:t xml:space="preserve">토픽 통합: </w:t>
-      </w:r>
-    </w:p>
-    <w:p>
-      <w:r>
-        <w:t>NMF: 관련 개념을 더 효과적으로 통합 (UI와 성능을 토픽 2에)</w:t>
-      </w:r>
-    </w:p>
-    <w:p>
-      <w:r>
-        <w:t>LDA: 세분화된 접근 (6개 토픽)</w:t>
-      </w:r>
-    </w:p>
-    <w:p>
-      <w:r>
         <w:t>4. 문서-토픽 분포 분석</w:t>
       </w:r>
     </w:p>
@@ -3429,26 +3379,26 @@
     </w:p>
     <w:p>
       <w:r>
+        <w:t>동일 문서에 대한 분포</w:t>
+      </w:r>
+    </w:p>
+    <w:p/>
+    <w:p>
+      <w:r>
+        <w:t>LDA</w:t>
+      </w:r>
+      <w:proofErr w:type="gramStart"/>
+      <w:r>
+        <w:t>:  [</w:t>
+      </w:r>
+      <w:proofErr w:type="gramEnd"/>
+      <w:r>
+        <w:t>0.0004, 0.0004, 0.9979, 0.0004, 0.0004, 0.0004]</w:t>
+      </w:r>
+    </w:p>
+    <w:p>
+      <w:r>
         <w:lastRenderedPageBreak/>
-        <w:t>동일 문서에 대한 분포</w:t>
-      </w:r>
-    </w:p>
-    <w:p/>
-    <w:p>
-      <w:r>
-        <w:t>LDA</w:t>
-      </w:r>
-      <w:proofErr w:type="gramStart"/>
-      <w:r>
-        <w:t>:  [</w:t>
-      </w:r>
-      <w:proofErr w:type="gramEnd"/>
-      <w:r>
-        <w:t>0.0004, 0.0004, 0.9979, 0.0004, 0.0004, 0.0004]</w:t>
-      </w:r>
-    </w:p>
-    <w:p>
-      <w:r>
         <w:t xml:space="preserve">      → 토픽 3에 99.79%, 나머지는 무시 가능</w:t>
       </w:r>
     </w:p>
@@ -3875,7 +3825,6 @@
         <w:rPr>
           <w:rFonts w:ascii="Segoe UI Emoji" w:hAnsi="Segoe UI Emoji" w:cs="Segoe UI Emoji"/>
         </w:rPr>
-        <w:lastRenderedPageBreak/>
         <w:t>✅</w:t>
       </w:r>
       <w:r>
@@ -3903,6 +3852,7 @@
         <w:rPr>
           <w:rFonts w:ascii="Segoe UI Emoji" w:hAnsi="Segoe UI Emoji" w:cs="Segoe UI Emoji"/>
         </w:rPr>
+        <w:lastRenderedPageBreak/>
         <w:t>✅</w:t>
       </w:r>
       <w:r>
@@ -13081,6 +13031,7 @@
   <w:style w:type="character" w:default="1" w:styleId="a0">
     <w:name w:val="Default Paragraph Font"/>
     <w:uiPriority w:val="1"/>
+    <w:semiHidden/>
     <w:unhideWhenUsed/>
   </w:style>
   <w:style w:type="table" w:default="1" w:styleId="a1">
